--- a/fuentes/CF1_Estructura_Corporal_cuadro_tallas.docx
+++ b/fuentes/CF1_Estructura_Corporal_cuadro_tallas.docx
@@ -1,6 +1,6 @@
 
 <file path=word/document.xml><?xml version="1.0" encoding="utf-8"?>
-<w:document xmlns:wpc="http://schemas.microsoft.com/office/word/2010/wordprocessingCanvas" xmlns:cx="http://schemas.microsoft.com/office/drawing/2014/chartex" xmlns:cx1="http://schemas.microsoft.com/office/drawing/2015/9/8/chartex" xmlns:cx2="http://schemas.microsoft.com/office/drawing/2015/10/21/chartex" xmlns:cx3="http://schemas.microsoft.com/office/drawing/2016/5/9/chartex" xmlns:cx4="http://schemas.microsoft.com/office/drawing/2016/5/10/chartex" xmlns:cx5="http://schemas.microsoft.com/office/drawing/2016/5/11/chartex" xmlns:cx6="http://schemas.microsoft.com/office/drawing/2016/5/12/chartex" xmlns:cx7="http://schemas.microsoft.com/office/drawing/2016/5/13/chartex" xmlns:cx8="http://schemas.microsoft.com/office/drawing/2016/5/14/chartex" xmlns:mc="http://schemas.openxmlformats.org/markup-compatibility/2006" xmlns:aink="http://schemas.microsoft.com/office/drawing/2016/ink" xmlns:am3d="http://schemas.microsoft.com/office/drawing/2017/model3d" xmlns:o="urn:schemas-microsoft-com:office:office" xmlns:oel="http://schemas.microsoft.com/office/2019/extlst" xmlns:r="http://schemas.openxmlformats.org/officeDocument/2006/relationships" xmlns:m="http://schemas.openxmlformats.org/officeDocument/2006/math" xmlns:v="urn:schemas-microsoft-com:vml" xmlns:wp14="http://schemas.microsoft.com/office/word/2010/wordprocessingDrawing" xmlns:wp="http://schemas.openxmlformats.org/drawingml/2006/wordprocessingDrawing" xmlns:w10="urn:schemas-microsoft-com:office:word" xmlns:w="http://schemas.openxmlformats.org/wordprocessingml/2006/main" xmlns:w14="http://schemas.microsoft.com/office/word/2010/wordml" xmlns:w15="http://schemas.microsoft.com/office/word/2012/wordml" xmlns:w16cex="http://schemas.microsoft.com/office/word/2018/wordml/cex" xmlns:w16cid="http://schemas.microsoft.com/office/word/2016/wordml/cid" xmlns:w16="http://schemas.microsoft.com/office/word/2018/wordml" xmlns:w16du="http://schemas.microsoft.com/office/word/2023/wordml/word16du" xmlns:w16sdtdh="http://schemas.microsoft.com/office/word/2020/wordml/sdtdatahash" xmlns:w16sdtfl="http://schemas.microsoft.com/office/word/2024/wordml/sdtformatlock" xmlns:w16se="http://schemas.microsoft.com/office/word/2015/wordml/symex" xmlns:wpg="http://schemas.microsoft.com/office/word/2010/wordprocessingGroup" xmlns:wpi="http://schemas.microsoft.com/office/word/2010/wordprocessingInk" xmlns:wne="http://schemas.microsoft.com/office/word/2006/wordml" xmlns:wps="http://schemas.microsoft.com/office/word/2010/wordprocessingShape" mc:Ignorable="w14 w15 w16se w16cid w16 w16cex w16sdtdh w16sdtfl w16du wp14">
+<w:document xmlns:wpc="http://schemas.microsoft.com/office/word/2010/wordprocessingCanvas" xmlns:cx="http://schemas.microsoft.com/office/drawing/2014/chartex" xmlns:cx1="http://schemas.microsoft.com/office/drawing/2015/9/8/chartex" xmlns:cx2="http://schemas.microsoft.com/office/drawing/2015/10/21/chartex" xmlns:cx3="http://schemas.microsoft.com/office/drawing/2016/5/9/chartex" xmlns:cx4="http://schemas.microsoft.com/office/drawing/2016/5/10/chartex" xmlns:cx5="http://schemas.microsoft.com/office/drawing/2016/5/11/chartex" xmlns:cx6="http://schemas.microsoft.com/office/drawing/2016/5/12/chartex" xmlns:cx7="http://schemas.microsoft.com/office/drawing/2016/5/13/chartex" xmlns:cx8="http://schemas.microsoft.com/office/drawing/2016/5/14/chartex" xmlns:mc="http://schemas.openxmlformats.org/markup-compatibility/2006" xmlns:aink="http://schemas.microsoft.com/office/drawing/2016/ink" xmlns:am3d="http://schemas.microsoft.com/office/drawing/2017/model3d" xmlns:o="urn:schemas-microsoft-com:office:office" xmlns:oel="http://schemas.microsoft.com/office/2019/extlst" xmlns:r="http://schemas.openxmlformats.org/officeDocument/2006/relationships" xmlns:m="http://schemas.openxmlformats.org/officeDocument/2006/math" xmlns:v="urn:schemas-microsoft-com:vml" xmlns:wp14="http://schemas.microsoft.com/office/word/2010/wordprocessingDrawing" xmlns:wp="http://schemas.openxmlformats.org/drawingml/2006/wordprocessingDrawing" xmlns:w10="urn:schemas-microsoft-com:office:word" xmlns:w="http://schemas.openxmlformats.org/wordprocessingml/2006/main" xmlns:w14="http://schemas.microsoft.com/office/word/2010/wordml" xmlns:w15="http://schemas.microsoft.com/office/word/2012/wordml" xmlns:w16cex="http://schemas.microsoft.com/office/word/2018/wordml/cex" xmlns:w16cid="http://schemas.microsoft.com/office/word/2016/wordml/cid" xmlns:w16="http://schemas.microsoft.com/office/word/2018/wordml" xmlns:w16du="http://schemas.microsoft.com/office/word/2023/wordml/word16du" xmlns:w16sdtdh="http://schemas.microsoft.com/office/word/2020/wordml/sdtdatahash" xmlns:w16sdtfl="http://schemas.microsoft.com/office/word/2024/wordml/sdtformatlock" xmlns:w16se="http://schemas.microsoft.com/office/word/2015/wordml/symex" xmlns:wpg="http://schemas.microsoft.com/office/word/2010/wordprocessingGroup" xmlns:wpi="http://schemas.microsoft.com/office/word/2010/wordprocessingInk" xmlns:wne="http://schemas.microsoft.com/office/word/2006/wordml" xmlns:wps="http://schemas.microsoft.com/office/word/2010/wordprocessingShape" xmlns:a="http://schemas.openxmlformats.org/drawingml/2006/main" xmlns:pic="http://schemas.openxmlformats.org/drawingml/2006/picture" xmlns:a14="http://schemas.microsoft.com/office/drawing/2010/main" mc:Ignorable="w14 w15 w16se w16cid w16 w16cex w16sdtdh w16sdtfl w16du wp14">
   <w:body>
     <w:p>
       <w:pPr>
@@ -39,12 +39,12 @@
         <w:tblW w:w="9962" w:type="dxa"/>
         <w:tblInd w:w="0" w:type="dxa"/>
         <w:tblBorders>
-          <w:top w:val="single" w:sz="4" w:space="0" w:color="000000"/>
-          <w:left w:val="single" w:sz="4" w:space="0" w:color="000000"/>
-          <w:bottom w:val="single" w:sz="4" w:space="0" w:color="000000"/>
-          <w:right w:val="single" w:sz="4" w:space="0" w:color="000000"/>
-          <w:insideH w:val="single" w:sz="4" w:space="0" w:color="000000"/>
-          <w:insideV w:val="single" w:sz="4" w:space="0" w:color="000000"/>
+          <w:top w:val="single" w:color="000000" w:sz="4" w:space="0"/>
+          <w:left w:val="single" w:color="000000" w:sz="4" w:space="0"/>
+          <w:bottom w:val="single" w:color="000000" w:sz="4" w:space="0"/>
+          <w:right w:val="single" w:color="000000" w:sz="4" w:space="0"/>
+          <w:insideH w:val="single" w:color="000000" w:sz="4" w:space="0"/>
+          <w:insideV w:val="single" w:color="000000" w:sz="4" w:space="0"/>
         </w:tblBorders>
         <w:tblLayout w:type="fixed"/>
         <w:tblLook w:val="0400" w:firstRow="0" w:lastRow="0" w:firstColumn="0" w:lastColumn="0" w:noHBand="0" w:noVBand="1"/>
@@ -122,12 +122,12 @@
         <w:tblW w:w="9962" w:type="dxa"/>
         <w:tblInd w:w="0" w:type="dxa"/>
         <w:tblBorders>
-          <w:top w:val="single" w:sz="4" w:space="0" w:color="000000"/>
-          <w:left w:val="single" w:sz="4" w:space="0" w:color="000000"/>
-          <w:bottom w:val="single" w:sz="4" w:space="0" w:color="000000"/>
-          <w:right w:val="single" w:sz="4" w:space="0" w:color="000000"/>
-          <w:insideH w:val="single" w:sz="4" w:space="0" w:color="000000"/>
-          <w:insideV w:val="single" w:sz="4" w:space="0" w:color="000000"/>
+          <w:top w:val="single" w:color="000000" w:sz="4" w:space="0"/>
+          <w:left w:val="single" w:color="000000" w:sz="4" w:space="0"/>
+          <w:bottom w:val="single" w:color="000000" w:sz="4" w:space="0"/>
+          <w:right w:val="single" w:color="000000" w:sz="4" w:space="0"/>
+          <w:insideH w:val="single" w:color="000000" w:sz="4" w:space="0"/>
+          <w:insideV w:val="single" w:color="000000" w:sz="4" w:space="0"/>
         </w:tblBorders>
         <w:tblLayout w:type="fixed"/>
         <w:tblLook w:val="0400" w:firstRow="0" w:lastRow="0" w:firstColumn="0" w:lastColumn="0" w:noHBand="0" w:noVBand="1"/>
@@ -253,12 +253,12 @@
         <w:tblW w:w="9962" w:type="dxa"/>
         <w:tblInd w:w="0" w:type="dxa"/>
         <w:tblBorders>
-          <w:top w:val="single" w:sz="4" w:space="0" w:color="000000"/>
-          <w:left w:val="single" w:sz="4" w:space="0" w:color="000000"/>
-          <w:bottom w:val="single" w:sz="4" w:space="0" w:color="000000"/>
-          <w:right w:val="single" w:sz="4" w:space="0" w:color="000000"/>
-          <w:insideH w:val="single" w:sz="4" w:space="0" w:color="000000"/>
-          <w:insideV w:val="single" w:sz="4" w:space="0" w:color="000000"/>
+          <w:top w:val="single" w:color="000000" w:sz="4" w:space="0"/>
+          <w:left w:val="single" w:color="000000" w:sz="4" w:space="0"/>
+          <w:bottom w:val="single" w:color="000000" w:sz="4" w:space="0"/>
+          <w:right w:val="single" w:color="000000" w:sz="4" w:space="0"/>
+          <w:insideH w:val="single" w:color="000000" w:sz="4" w:space="0"/>
+          <w:insideV w:val="single" w:color="000000" w:sz="4" w:space="0"/>
         </w:tblBorders>
         <w:tblLayout w:type="fixed"/>
         <w:tblLook w:val="0400" w:firstRow="0" w:lastRow="0" w:firstColumn="0" w:lastColumn="0" w:noHBand="0" w:noVBand="1"/>
@@ -501,12 +501,12 @@
         <w:tblW w:w="9962" w:type="dxa"/>
         <w:tblInd w:w="0" w:type="dxa"/>
         <w:tblBorders>
-          <w:top w:val="single" w:sz="4" w:space="0" w:color="000000"/>
-          <w:left w:val="single" w:sz="4" w:space="0" w:color="000000"/>
-          <w:bottom w:val="single" w:sz="4" w:space="0" w:color="000000"/>
-          <w:right w:val="single" w:sz="4" w:space="0" w:color="000000"/>
-          <w:insideH w:val="single" w:sz="4" w:space="0" w:color="000000"/>
-          <w:insideV w:val="single" w:sz="4" w:space="0" w:color="000000"/>
+          <w:top w:val="single" w:color="000000" w:sz="4" w:space="0"/>
+          <w:left w:val="single" w:color="000000" w:sz="4" w:space="0"/>
+          <w:bottom w:val="single" w:color="000000" w:sz="4" w:space="0"/>
+          <w:right w:val="single" w:color="000000" w:sz="4" w:space="0"/>
+          <w:insideH w:val="single" w:color="000000" w:sz="4" w:space="0"/>
+          <w:insideV w:val="single" w:color="000000" w:sz="4" w:space="0"/>
         </w:tblBorders>
         <w:tblLayout w:type="fixed"/>
         <w:tblLook w:val="0400" w:firstRow="0" w:lastRow="0" w:firstColumn="0" w:lastColumn="0" w:noHBand="0" w:noVBand="1"/>
@@ -1259,7 +1259,6 @@
           <w:sz w:val="20"/>
           <w:szCs w:val="20"/>
         </w:rPr>
-        <w:lastRenderedPageBreak/>
         <w:t>DESARROLLO DE CONTENIDOS</w:t>
       </w:r>
     </w:p>
@@ -1966,8 +1965,8 @@
           <w:szCs w:val="20"/>
         </w:rPr>
       </w:pPr>
-      <w:bookmarkStart w:id="6" w:name="_Toc198025864"/>
-      <w:bookmarkStart w:id="7" w:name="_Toc200629693"/>
+      <w:bookmarkStart w:name="_Toc198025864" w:id="6"/>
+      <w:bookmarkStart w:name="_Toc200629693" w:id="7"/>
       <w:r>
         <w:rPr>
           <w:b/>
@@ -2010,18 +2009,33 @@
     </w:p>
     <w:p>
       <w:pPr>
+        <w:ind w:left="720"/>
+        <w:rPr>
+          <w:sz w:val="20"/>
+          <w:szCs w:val="20"/>
+        </w:rPr>
+      </w:pPr>
+      <w:r>
+        <w:rPr>
+          <w:sz w:val="20"/>
+          <w:szCs w:val="20"/>
+        </w:rPr>
+        <w:t xml:space="preserve"> </w:t>
+      </w:r>
+    </w:p>
+    <w:p>
+      <w:pPr>
         <w:ind w:left="1134"/>
-        <w:rPr>
-          <w:sz w:val="20"/>
-          <w:szCs w:val="20"/>
-        </w:rPr>
-      </w:pPr>
-      <w:r>
-        <w:rPr>
-          <w:sz w:val="20"/>
-          <w:szCs w:val="20"/>
-        </w:rPr>
-        <w:t xml:space="preserve">Esta rama tiene relación en la elaboración de prendas dada que está enfocada para lograr una adaptación y funcionalidad al cuerpo humano. </w:t>
+      </w:pPr>
+      <w:r>
+        <w:rPr>
+          <w:rFonts w:ascii="Arial" w:hAnsi="Arial" w:eastAsia="Arial" w:cs="Arial"/>
+          <w:noProof w:val="0"/>
+          <w:sz w:val="20"/>
+          <w:szCs w:val="20"/>
+          <w:lang w:val="es-CO"/>
+        </w:rPr>
+        <w:t>Esta rama se relaciona con la elaboración de prendas, ya que está orientada a lograr una adecuada adaptación y funcionalidad al cuerpo humano.</w:t>
       </w:r>
     </w:p>
     <w:p>
@@ -2166,7 +2180,7 @@
         </w:rPr>
         <w:t xml:space="preserve">Fuente: tomado de </w:t>
       </w:r>
-      <w:hyperlink r:id="rId20" w:history="1">
+      <w:hyperlink w:history="1" r:id="rId20">
         <w:r>
           <w:rPr>
             <w:rStyle w:val="Hipervnculo"/>
@@ -2208,8 +2222,8 @@
           <w:szCs w:val="20"/>
         </w:rPr>
       </w:pPr>
-      <w:bookmarkStart w:id="9" w:name="_Toc198025865"/>
-      <w:bookmarkStart w:id="10" w:name="_Toc200629694"/>
+      <w:bookmarkStart w:name="_Toc198025865" w:id="9"/>
+      <w:bookmarkStart w:name="_Toc200629694" w:id="10"/>
       <w:r>
         <w:rPr>
           <w:b/>
@@ -2217,7 +2231,6 @@
           <w:sz w:val="20"/>
           <w:szCs w:val="20"/>
         </w:rPr>
-        <w:lastRenderedPageBreak/>
         <w:t>Biomecánica</w:t>
       </w:r>
       <w:bookmarkEnd w:id="9"/>
@@ -2324,8 +2337,8 @@
           <w:szCs w:val="20"/>
         </w:rPr>
       </w:pPr>
-      <w:bookmarkStart w:id="11" w:name="_Toc198025866"/>
-      <w:bookmarkStart w:id="12" w:name="_Toc200629695"/>
+      <w:bookmarkStart w:name="_Toc198025866" w:id="11"/>
+      <w:bookmarkStart w:name="_Toc200629695" w:id="12"/>
       <w:r>
         <w:rPr>
           <w:b/>
@@ -2518,8 +2531,8 @@
           <w:szCs w:val="20"/>
         </w:rPr>
       </w:pPr>
-      <w:bookmarkStart w:id="15" w:name="_Toc198025867"/>
-      <w:bookmarkStart w:id="16" w:name="_Toc200629696"/>
+      <w:bookmarkStart w:name="_Toc198025867" w:id="15"/>
+      <w:bookmarkStart w:name="_Toc200629696" w:id="16"/>
       <w:r>
         <w:rPr>
           <w:b/>
@@ -2591,8 +2604,8 @@
         </w:rPr>
         <w:t>Association</w:t>
       </w:r>
+      <w:proofErr w:type="spellEnd"/>
       <w:commentRangeEnd w:id="17"/>
-      <w:proofErr w:type="spellEnd"/>
       <w:r>
         <w:rPr>
           <w:rStyle w:val="Refdecomentario"/>
@@ -2636,7 +2649,6 @@
           <w:sz w:val="20"/>
           <w:szCs w:val="20"/>
         </w:rPr>
-        <w:lastRenderedPageBreak/>
         <w:t xml:space="preserve">un mal uso de una prenda que no esté elaborada y pensada para el movimiento, por ejemplo: un pantalón que no permita el movimiento de la rodilla puede acarrear molestias o dolores articulares. </w:t>
       </w:r>
     </w:p>
@@ -2901,10 +2913,10 @@
             </w:drawing>
           </mc:Choice>
           <mc:Fallback>
-            <w:pict>
-              <v:rect w14:anchorId="2EBE29AE" id="Rectángulo 17" o:spid="_x0000_s1026" style="position:absolute;margin-left:3.5pt;margin-top:7.5pt;width:446.25pt;height:122.1pt;z-index:251659264;visibility:visible;mso-wrap-style:square;mso-height-percent:0;mso-wrap-distance-left:9pt;mso-wrap-distance-top:0;mso-wrap-distance-right:9pt;mso-wrap-distance-bottom:0;mso-position-horizontal:absolute;mso-position-horizontal-relative:text;mso-position-vertical:absolute;mso-position-vertical-relative:text;mso-height-percent:0;mso-height-relative:margin;v-text-anchor:middle" o:gfxdata="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" fillcolor="#9eeaff" strokecolor="#46aac5">
-                <v:fill color2="#e4f9ff" rotate="t" angle="180" colors="0 #9eeaff;22938f #bbefff;1 #e4f9ff" focus="100%" type="gradient"/>
-                <v:shadow on="t" color="black" opacity="24903f" origin=",.5" offset="0,.55556mm"/>
+            <w:pict w14:anchorId="404739AB">
+              <v:rect id="Rectángulo 17" style="position:absolute;margin-left:3.5pt;margin-top:7.5pt;width:446.25pt;height:122.1pt;z-index:251659264;visibility:visible;mso-wrap-style:square;mso-height-percent:0;mso-wrap-distance-left:9pt;mso-wrap-distance-top:0;mso-wrap-distance-right:9pt;mso-wrap-distance-bottom:0;mso-position-horizontal:absolute;mso-position-horizontal-relative:text;mso-position-vertical:absolute;mso-position-vertical-relative:text;mso-height-percent:0;mso-height-relative:margin;v-text-anchor:middle" o:spid="_x0000_s1026" fillcolor="#9eeaff" strokecolor="#46aac5" w14:anchorId="2EBE29AE" o:gfxdata="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">
+                <v:fill type="gradient" color2="#e4f9ff" colors="0 #9eeaff;22938f #bbefff;1 #e4f9ff" angle="180" focus="100%" rotate="t"/>
+                <v:shadow on="t" color="black" opacity="24903f" offset="0,.55556mm" origin=",.5"/>
                 <v:textbox>
                   <w:txbxContent>
                     <w:p>
@@ -3404,7 +3416,6 @@
           <w:sz w:val="20"/>
           <w:szCs w:val="20"/>
         </w:rPr>
-        <w:lastRenderedPageBreak/>
         <w:t>a mejorar la precisión y eficiencia en los procesos de diseño, trazado y confección, tanto en contextos de producción a pequeña escala como en entornos industriales del sector moda.</w:t>
       </w:r>
     </w:p>
@@ -3445,7 +3456,7 @@
                 <w:szCs w:val="20"/>
               </w:rPr>
             </w:pPr>
-            <w:bookmarkStart w:id="19" w:name="_Toc198025871"/>
+            <w:bookmarkStart w:name="_Toc198025871" w:id="19"/>
             <w:r>
               <w:rPr>
                 <w:b/>
@@ -3779,6 +3790,7 @@
         <w:tc>
           <w:tcPr>
             <w:tcW w:w="1558" w:type="dxa"/>
+            <w:tcMar/>
             <w:vAlign w:val="center"/>
           </w:tcPr>
           <w:p>
@@ -3815,6 +3827,7 @@
         <w:tc>
           <w:tcPr>
             <w:tcW w:w="3977" w:type="dxa"/>
+            <w:tcMar/>
           </w:tcPr>
           <w:p>
             <w:pPr>
@@ -3889,6 +3902,7 @@
         <w:tc>
           <w:tcPr>
             <w:tcW w:w="4447" w:type="dxa"/>
+            <w:tcMar/>
           </w:tcPr>
           <w:p>
             <w:pPr>
@@ -3904,7 +3918,21 @@
                 <w:sz w:val="20"/>
                 <w:szCs w:val="20"/>
               </w:rPr>
-              <w:t xml:space="preserve">A nivel internacional y nacional se plantean diversas normas para la toma de medidas corporales, entre las que se encuentran: </w:t>
+              <w:t>A nivel internacional y nacional</w:t>
+            </w:r>
+            <w:r>
+              <w:rPr>
+                <w:sz w:val="20"/>
+                <w:szCs w:val="20"/>
+              </w:rPr>
+              <w:t xml:space="preserve">, </w:t>
+            </w:r>
+            <w:r>
+              <w:rPr>
+                <w:sz w:val="20"/>
+                <w:szCs w:val="20"/>
+              </w:rPr>
+              <w:t xml:space="preserve">se plantean diversas normas para la toma de medidas corporales, entre las que se encuentran: </w:t>
             </w:r>
           </w:p>
           <w:p>
@@ -4013,7 +4041,6 @@
                 <w:szCs w:val="20"/>
                 <w:highlight w:val="magenta"/>
               </w:rPr>
-              <w:lastRenderedPageBreak/>
               <w:t>Llamado a la acción</w:t>
             </w:r>
           </w:p>
@@ -4489,8 +4516,8 @@
               </w:rPr>
               <w:t>midi</w:t>
             </w:r>
+            <w:proofErr w:type="spellEnd"/>
             <w:commentRangeEnd w:id="25"/>
-            <w:proofErr w:type="spellEnd"/>
             <w:r>
               <w:rPr>
                 <w:rStyle w:val="Refdecomentario"/>
@@ -5175,7 +5202,6 @@
           <w:sz w:val="20"/>
           <w:szCs w:val="20"/>
         </w:rPr>
-        <w:lastRenderedPageBreak/>
         <w:t>categorización es fundamental en el diseño de vestuario, ya que facilita la creación de prendas que se ajusten de manera armoniosa y funcional a las diferentes estructuras corporales.</w:t>
       </w:r>
     </w:p>
@@ -5836,7 +5862,6 @@
                 <w:sz w:val="20"/>
                 <w:szCs w:val="20"/>
               </w:rPr>
-              <w:lastRenderedPageBreak/>
               <w:t>Blusas y tops</w:t>
             </w:r>
           </w:p>
@@ -6207,7 +6232,6 @@
                 <w:sz w:val="20"/>
                 <w:szCs w:val="20"/>
               </w:rPr>
-              <w:lastRenderedPageBreak/>
               <w:t>Chaquetas y abrigos</w:t>
             </w:r>
           </w:p>
@@ -6504,7 +6528,6 @@
                 <w:sz w:val="20"/>
                 <w:szCs w:val="20"/>
               </w:rPr>
-              <w:lastRenderedPageBreak/>
               <w:t>Monos y enterizos</w:t>
             </w:r>
           </w:p>
@@ -6798,7 +6821,7 @@
               </w:rPr>
               <w:t xml:space="preserve">Fuente: </w:t>
             </w:r>
-            <w:hyperlink r:id="rId33" w:anchor="from_element=cross_selling__vector" w:history="1">
+            <w:hyperlink w:history="1" w:anchor="from_element=cross_selling__vector" r:id="rId33">
               <w:r>
                 <w:rPr>
                   <w:rStyle w:val="Hipervnculo"/>
@@ -6921,7 +6944,6 @@
                 <w:sz w:val="20"/>
                 <w:szCs w:val="20"/>
               </w:rPr>
-              <w:lastRenderedPageBreak/>
               <w:t xml:space="preserve">Figura 12. </w:t>
             </w:r>
             <w:commentRangeStart w:id="45"/>
@@ -7024,7 +7046,7 @@
               </w:rPr>
               <w:t xml:space="preserve">Fuente: </w:t>
             </w:r>
-            <w:hyperlink r:id="rId35" w:anchor="from_element=cross_selling__vector" w:history="1">
+            <w:hyperlink w:history="1" w:anchor="from_element=cross_selling__vector" r:id="rId35">
               <w:r>
                 <w:rPr>
                   <w:rStyle w:val="Hipervnculo"/>
@@ -7179,7 +7201,7 @@
               </w:rPr>
               <w:t xml:space="preserve">Fuente: </w:t>
             </w:r>
-            <w:hyperlink r:id="rId37" w:anchor="fromView=image_search_similar&amp;page=1&amp;position=44&amp;uuid=07379e71-cb6f-457d-b508-cad3d44cf1ed" w:history="1">
+            <w:hyperlink w:history="1" w:anchor="fromView=image_search_similar&amp;page=1&amp;position=44&amp;uuid=07379e71-cb6f-457d-b508-cad3d44cf1ed" r:id="rId37">
               <w:r>
                 <w:rPr>
                   <w:rStyle w:val="Hipervnculo"/>
@@ -7335,7 +7357,7 @@
               </w:rPr>
               <w:t xml:space="preserve">Fuente: </w:t>
             </w:r>
-            <w:hyperlink r:id="rId39" w:anchor="from_element=cross_selling__vector" w:history="1">
+            <w:hyperlink w:history="1" w:anchor="from_element=cross_selling__vector" r:id="rId39">
               <w:r>
                 <w:rPr>
                   <w:rStyle w:val="Hipervnculo"/>
@@ -7378,7 +7400,6 @@
                 <w:sz w:val="20"/>
                 <w:szCs w:val="20"/>
               </w:rPr>
-              <w:lastRenderedPageBreak/>
               <w:t xml:space="preserve">Figura 15. </w:t>
             </w:r>
             <w:commentRangeStart w:id="48"/>
@@ -7481,7 +7502,7 @@
               </w:rPr>
               <w:t xml:space="preserve">Fuente: </w:t>
             </w:r>
-            <w:hyperlink r:id="rId41" w:anchor="from_element=cross_selling__vector" w:history="1">
+            <w:hyperlink w:history="1" w:anchor="from_element=cross_selling__vector" r:id="rId41">
               <w:r>
                 <w:rPr>
                   <w:rStyle w:val="Hipervnculo"/>
@@ -7652,7 +7673,7 @@
       <w:r>
         <w:rPr>
           <w:rStyle w:val="Refdecomentario"/>
-          <w:rFonts w:ascii="Arial" w:eastAsia="Arial" w:hAnsi="Arial" w:cs="Arial"/>
+          <w:rFonts w:ascii="Arial" w:hAnsi="Arial" w:eastAsia="Arial" w:cs="Arial"/>
           <w:sz w:val="20"/>
           <w:szCs w:val="20"/>
         </w:rPr>
@@ -7918,6 +7939,13 @@
           <w:szCs w:val="20"/>
         </w:rPr>
         <w:br/>
+      </w:r>
+      <w:r>
+        <w:rPr>
+          <w:rFonts w:ascii="Arial" w:hAnsi="Arial" w:cs="Arial"/>
+          <w:sz w:val="20"/>
+          <w:szCs w:val="20"/>
+        </w:rPr>
         <w:t xml:space="preserve">Este patrón cumple una función </w:t>
       </w:r>
       <w:r>
@@ -7943,7 +7971,6 @@
           <w:sz w:val="20"/>
           <w:szCs w:val="20"/>
         </w:rPr>
-        <w:lastRenderedPageBreak/>
         <w:t>silueta femenina con precisión técnica, garantizando la correcta caída y adaptación del textil en las zonas más complejas del cuerpo.</w:t>
       </w:r>
     </w:p>
@@ -7984,7 +8011,7 @@
       <w:r>
         <w:rPr>
           <w:rStyle w:val="Refdecomentario"/>
-          <w:rFonts w:ascii="Arial" w:eastAsia="Arial" w:hAnsi="Arial" w:cs="Arial"/>
+          <w:rFonts w:ascii="Arial" w:hAnsi="Arial" w:eastAsia="Arial" w:cs="Arial"/>
           <w:b/>
           <w:i/>
           <w:sz w:val="20"/>
@@ -8189,7 +8216,7 @@
       <w:r>
         <w:rPr>
           <w:rStyle w:val="Refdecomentario"/>
-          <w:rFonts w:ascii="Arial" w:eastAsia="Arial" w:hAnsi="Arial" w:cs="Arial"/>
+          <w:rFonts w:ascii="Arial" w:hAnsi="Arial" w:eastAsia="Arial" w:cs="Arial"/>
           <w:b/>
           <w:i/>
           <w:sz w:val="20"/>
@@ -8294,7 +8321,7 @@
       <w:r>
         <w:rPr>
           <w:rStyle w:val="Refdecomentario"/>
-          <w:rFonts w:ascii="Arial" w:eastAsia="Arial" w:hAnsi="Arial" w:cs="Arial"/>
+          <w:rFonts w:ascii="Arial" w:hAnsi="Arial" w:eastAsia="Arial" w:cs="Arial"/>
           <w:sz w:val="20"/>
           <w:szCs w:val="20"/>
         </w:rPr>
@@ -8331,7 +8358,6 @@
           <w:sz w:val="20"/>
           <w:szCs w:val="20"/>
         </w:rPr>
-        <w:lastRenderedPageBreak/>
         <w:t>Patrón base de pantalón</w:t>
       </w:r>
     </w:p>
@@ -8352,6 +8378,13 @@
           <w:szCs w:val="20"/>
         </w:rPr>
         <w:br/>
+      </w:r>
+      <w:r>
+        <w:rPr>
+          <w:rFonts w:ascii="Arial" w:hAnsi="Arial" w:cs="Arial"/>
+          <w:sz w:val="20"/>
+          <w:szCs w:val="20"/>
+        </w:rPr>
         <w:t>El patrón base de pantalón integra el trazado de la pernera, el tiro delantero y el tiro posterior, junto con la línea de cadera y la altura de cintura posterior. La geometría del molde se fundamenta en las medidas de contorno de cintura, cadera y muslo, y establece la posición de las costuras interna y externa de pernera. De este modo, se garantiza la funcionalidad mecánica al sentarse y al desplazarse sin incluir adiciones estilísticas.</w:t>
       </w:r>
     </w:p>
@@ -8396,7 +8429,7 @@
       <w:r>
         <w:rPr>
           <w:rStyle w:val="Refdecomentario"/>
-          <w:rFonts w:ascii="Arial" w:eastAsia="Arial" w:hAnsi="Arial" w:cs="Arial"/>
+          <w:rFonts w:ascii="Arial" w:hAnsi="Arial" w:eastAsia="Arial" w:cs="Arial"/>
           <w:sz w:val="20"/>
           <w:szCs w:val="20"/>
         </w:rPr>
@@ -8497,7 +8530,7 @@
       <w:r>
         <w:rPr>
           <w:rStyle w:val="Refdecomentario"/>
-          <w:rFonts w:ascii="Arial" w:eastAsia="Arial" w:hAnsi="Arial" w:cs="Arial"/>
+          <w:rFonts w:ascii="Arial" w:hAnsi="Arial" w:eastAsia="Arial" w:cs="Arial"/>
           <w:sz w:val="20"/>
           <w:szCs w:val="20"/>
         </w:rPr>
@@ -8585,7 +8618,6 @@
           <w:sz w:val="20"/>
           <w:szCs w:val="20"/>
         </w:rPr>
-        <w:lastRenderedPageBreak/>
         <w:t>Figura 19.</w:t>
       </w:r>
       <w:r>
@@ -8609,7 +8641,7 @@
       <w:r>
         <w:rPr>
           <w:rStyle w:val="Refdecomentario"/>
-          <w:rFonts w:ascii="Arial" w:eastAsia="Arial" w:hAnsi="Arial" w:cs="Arial"/>
+          <w:rFonts w:ascii="Arial" w:hAnsi="Arial" w:eastAsia="Arial" w:cs="Arial"/>
           <w:sz w:val="20"/>
           <w:szCs w:val="20"/>
         </w:rPr>
@@ -8710,7 +8742,7 @@
       <w:r>
         <w:rPr>
           <w:rStyle w:val="Refdecomentario"/>
-          <w:rFonts w:ascii="Arial" w:eastAsia="Arial" w:hAnsi="Arial" w:cs="Arial"/>
+          <w:rFonts w:ascii="Arial" w:hAnsi="Arial" w:eastAsia="Arial" w:cs="Arial"/>
           <w:sz w:val="20"/>
           <w:szCs w:val="20"/>
         </w:rPr>
@@ -9086,7 +9118,7 @@
       <w:r>
         <w:rPr>
           <w:rStyle w:val="Refdecomentario"/>
-          <w:rFonts w:ascii="Arial" w:eastAsia="Arial" w:hAnsi="Arial" w:cs="Arial"/>
+          <w:rFonts w:ascii="Arial" w:hAnsi="Arial" w:eastAsia="Arial" w:cs="Arial"/>
           <w:sz w:val="20"/>
           <w:szCs w:val="20"/>
         </w:rPr>
@@ -9120,7 +9152,6 @@
           <w:sz w:val="20"/>
           <w:szCs w:val="20"/>
         </w:rPr>
-        <w:lastRenderedPageBreak/>
         <w:t xml:space="preserve">SÍNTESIS </w:t>
       </w:r>
     </w:p>
@@ -9290,7 +9321,6 @@
           <w:sz w:val="20"/>
           <w:szCs w:val="20"/>
         </w:rPr>
-        <w:lastRenderedPageBreak/>
         <w:drawing>
           <wp:inline distT="0" distB="0" distL="0" distR="0" wp14:anchorId="6B31DFBA" wp14:editId="7B222A6E">
             <wp:extent cx="6332220" cy="3539490"/>
@@ -9376,12 +9406,12 @@
         <w:tblW w:w="10072" w:type="dxa"/>
         <w:tblInd w:w="0" w:type="dxa"/>
         <w:tblBorders>
-          <w:top w:val="single" w:sz="4" w:space="0" w:color="000000"/>
-          <w:left w:val="single" w:sz="4" w:space="0" w:color="000000"/>
-          <w:bottom w:val="single" w:sz="4" w:space="0" w:color="000000"/>
-          <w:right w:val="single" w:sz="4" w:space="0" w:color="000000"/>
-          <w:insideH w:val="single" w:sz="4" w:space="0" w:color="000000"/>
-          <w:insideV w:val="single" w:sz="4" w:space="0" w:color="000000"/>
+          <w:top w:val="single" w:color="000000" w:sz="4" w:space="0"/>
+          <w:left w:val="single" w:color="000000" w:sz="4" w:space="0"/>
+          <w:bottom w:val="single" w:color="000000" w:sz="4" w:space="0"/>
+          <w:right w:val="single" w:color="000000" w:sz="4" w:space="0"/>
+          <w:insideH w:val="single" w:color="000000" w:sz="4" w:space="0"/>
+          <w:insideV w:val="single" w:color="000000" w:sz="4" w:space="0"/>
         </w:tblBorders>
         <w:tblLayout w:type="fixed"/>
         <w:tblLook w:val="0400" w:firstRow="0" w:lastRow="0" w:firstColumn="0" w:lastColumn="0" w:noHBand="0" w:noVBand="1"/>
@@ -9664,7 +9694,7 @@
                 <w:szCs w:val="20"/>
               </w:rPr>
             </w:pPr>
-            <w:hyperlink r:id="rId50" w:history="1">
+            <w:hyperlink w:history="1" r:id="rId50">
               <w:r>
                 <w:rPr>
                   <w:rStyle w:val="Hipervnculo"/>
@@ -9703,7 +9733,6 @@
           <w:sz w:val="20"/>
           <w:szCs w:val="20"/>
         </w:rPr>
-        <w:lastRenderedPageBreak/>
         <w:t>GLOSARIO</w:t>
       </w:r>
     </w:p>
@@ -9713,12 +9742,12 @@
         <w:tblW w:w="9072" w:type="dxa"/>
         <w:tblInd w:w="562" w:type="dxa"/>
         <w:tblBorders>
-          <w:top w:val="single" w:sz="4" w:space="0" w:color="000000"/>
-          <w:left w:val="single" w:sz="4" w:space="0" w:color="000000"/>
-          <w:bottom w:val="single" w:sz="4" w:space="0" w:color="000000"/>
-          <w:right w:val="single" w:sz="4" w:space="0" w:color="000000"/>
-          <w:insideH w:val="single" w:sz="4" w:space="0" w:color="000000"/>
-          <w:insideV w:val="single" w:sz="4" w:space="0" w:color="000000"/>
+          <w:top w:val="single" w:color="000000" w:sz="4" w:space="0"/>
+          <w:left w:val="single" w:color="000000" w:sz="4" w:space="0"/>
+          <w:bottom w:val="single" w:color="000000" w:sz="4" w:space="0"/>
+          <w:right w:val="single" w:color="000000" w:sz="4" w:space="0"/>
+          <w:insideH w:val="single" w:color="000000" w:sz="4" w:space="0"/>
+          <w:insideV w:val="single" w:color="000000" w:sz="4" w:space="0"/>
         </w:tblBorders>
         <w:tblLayout w:type="fixed"/>
         <w:tblLook w:val="0400" w:firstRow="0" w:lastRow="0" w:firstColumn="0" w:lastColumn="0" w:noHBand="0" w:noVBand="1"/>
@@ -10648,7 +10677,6 @@
                 <w:sz w:val="20"/>
                 <w:szCs w:val="20"/>
               </w:rPr>
-              <w:lastRenderedPageBreak/>
               <w:t>Progresión de tallas</w:t>
             </w:r>
           </w:p>
@@ -11762,7 +11790,6 @@
           <w:sz w:val="20"/>
           <w:szCs w:val="20"/>
         </w:rPr>
-        <w:lastRenderedPageBreak/>
         <w:t>CONTROL DEL DOCUMENTO</w:t>
       </w:r>
     </w:p>
@@ -11778,12 +11805,12 @@
       <w:tblPr>
         <w:tblW w:w="9967" w:type="dxa"/>
         <w:tblBorders>
-          <w:top w:val="single" w:sz="4" w:space="0" w:color="000000"/>
-          <w:left w:val="single" w:sz="4" w:space="0" w:color="000000"/>
-          <w:bottom w:val="single" w:sz="4" w:space="0" w:color="000000"/>
-          <w:right w:val="single" w:sz="4" w:space="0" w:color="000000"/>
-          <w:insideH w:val="single" w:sz="4" w:space="0" w:color="000000"/>
-          <w:insideV w:val="single" w:sz="4" w:space="0" w:color="000000"/>
+          <w:top w:val="single" w:color="000000" w:sz="4" w:space="0"/>
+          <w:left w:val="single" w:color="000000" w:sz="4" w:space="0"/>
+          <w:bottom w:val="single" w:color="000000" w:sz="4" w:space="0"/>
+          <w:right w:val="single" w:color="000000" w:sz="4" w:space="0"/>
+          <w:insideH w:val="single" w:color="000000" w:sz="4" w:space="0"/>
+          <w:insideV w:val="single" w:color="000000" w:sz="4" w:space="0"/>
         </w:tblBorders>
         <w:tblLayout w:type="fixed"/>
         <w:tblLook w:val="0400" w:firstRow="0" w:lastRow="0" w:firstColumn="0" w:lastColumn="0" w:noHBand="0" w:noVBand="1"/>
@@ -12051,12 +12078,12 @@
       <w:tblPr>
         <w:tblW w:w="9967" w:type="dxa"/>
         <w:tblBorders>
-          <w:top w:val="single" w:sz="4" w:space="0" w:color="000000"/>
-          <w:left w:val="single" w:sz="4" w:space="0" w:color="000000"/>
-          <w:bottom w:val="single" w:sz="4" w:space="0" w:color="000000"/>
-          <w:right w:val="single" w:sz="4" w:space="0" w:color="000000"/>
-          <w:insideH w:val="single" w:sz="4" w:space="0" w:color="000000"/>
-          <w:insideV w:val="single" w:sz="4" w:space="0" w:color="000000"/>
+          <w:top w:val="single" w:color="000000" w:sz="4" w:space="0"/>
+          <w:left w:val="single" w:color="000000" w:sz="4" w:space="0"/>
+          <w:bottom w:val="single" w:color="000000" w:sz="4" w:space="0"/>
+          <w:right w:val="single" w:color="000000" w:sz="4" w:space="0"/>
+          <w:insideH w:val="single" w:color="000000" w:sz="4" w:space="0"/>
+          <w:insideV w:val="single" w:color="000000" w:sz="4" w:space="0"/>
         </w:tblBorders>
         <w:tblLayout w:type="fixed"/>
         <w:tblLook w:val="0400" w:firstRow="0" w:lastRow="0" w:firstColumn="0" w:lastColumn="0" w:noHBand="0" w:noVBand="1"/>
@@ -12399,7 +12426,7 @@
     <w:sectPr>
       <w:headerReference w:type="default" r:id="rId51"/>
       <w:footerReference w:type="default" r:id="rId52"/>
-      <w:pgSz w:w="12240" w:h="15840"/>
+      <w:pgSz w:w="12240" w:h="15840" w:orient="portrait"/>
       <w:pgMar w:top="1701" w:right="1134" w:bottom="1134" w:left="1134" w:header="720" w:footer="0" w:gutter="0"/>
       <w:pgNumType w:start="1"/>
       <w:cols w:space="720"/>
@@ -12410,7 +12437,7 @@
 
 <file path=word/comments.xml><?xml version="1.0" encoding="utf-8"?>
 <w:comments xmlns:wpc="http://schemas.microsoft.com/office/word/2010/wordprocessingCanvas" xmlns:cx="http://schemas.microsoft.com/office/drawing/2014/chartex" xmlns:cx1="http://schemas.microsoft.com/office/drawing/2015/9/8/chartex" xmlns:cx2="http://schemas.microsoft.com/office/drawing/2015/10/21/chartex" xmlns:cx3="http://schemas.microsoft.com/office/drawing/2016/5/9/chartex" xmlns:cx4="http://schemas.microsoft.com/office/drawing/2016/5/10/chartex" xmlns:cx5="http://schemas.microsoft.com/office/drawing/2016/5/11/chartex" xmlns:cx6="http://schemas.microsoft.com/office/drawing/2016/5/12/chartex" xmlns:cx7="http://schemas.microsoft.com/office/drawing/2016/5/13/chartex" xmlns:cx8="http://schemas.microsoft.com/office/drawing/2016/5/14/chartex" xmlns:mc="http://schemas.openxmlformats.org/markup-compatibility/2006" xmlns:aink="http://schemas.microsoft.com/office/drawing/2016/ink" xmlns:am3d="http://schemas.microsoft.com/office/drawing/2017/model3d" xmlns:o="urn:schemas-microsoft-com:office:office" xmlns:oel="http://schemas.microsoft.com/office/2019/extlst" xmlns:r="http://schemas.openxmlformats.org/officeDocument/2006/relationships" xmlns:m="http://schemas.openxmlformats.org/officeDocument/2006/math" xmlns:v="urn:schemas-microsoft-com:vml" xmlns:wp14="http://schemas.microsoft.com/office/word/2010/wordprocessingDrawing" xmlns:wp="http://schemas.openxmlformats.org/drawingml/2006/wordprocessingDrawing" xmlns:w10="urn:schemas-microsoft-com:office:word" xmlns:w="http://schemas.openxmlformats.org/wordprocessingml/2006/main" xmlns:w14="http://schemas.microsoft.com/office/word/2010/wordml" xmlns:w15="http://schemas.microsoft.com/office/word/2012/wordml" xmlns:w16cex="http://schemas.microsoft.com/office/word/2018/wordml/cex" xmlns:w16cid="http://schemas.microsoft.com/office/word/2016/wordml/cid" xmlns:w16="http://schemas.microsoft.com/office/word/2018/wordml" xmlns:w16du="http://schemas.microsoft.com/office/word/2023/wordml/word16du" xmlns:w16sdtdh="http://schemas.microsoft.com/office/word/2020/wordml/sdtdatahash" xmlns:w16sdtfl="http://schemas.microsoft.com/office/word/2024/wordml/sdtformatlock" xmlns:w16se="http://schemas.microsoft.com/office/word/2015/wordml/symex" xmlns:wpg="http://schemas.microsoft.com/office/word/2010/wordprocessingGroup" xmlns:wpi="http://schemas.microsoft.com/office/word/2010/wordprocessingInk" xmlns:wne="http://schemas.microsoft.com/office/word/2006/wordml" xmlns:wps="http://schemas.microsoft.com/office/word/2010/wordprocessingShape" mc:Ignorable="w14 w15 w16se w16cid w16 w16cex w16sdtdh w16sdtfl w16du wp14">
-  <w:comment w:id="0" w:author="Sandra Paola Morales Páez" w:date="2025-08-04T08:39:00Z" w:initials="SP">
+  <w:comment w:initials="SP" w:author="Sandra Paola Morales Páez" w:date="2025-08-04T08:39:00Z" w:id="0">
     <w:p>
       <w:r>
         <w:annotationRef/>
@@ -12425,7 +12452,7 @@
       </w:hyperlink>
     </w:p>
   </w:comment>
-  <w:comment w:id="1" w:author="Sandra Paola Morales Paez" w:date="2025-06-25T16:38:00Z" w:initials="SM">
+  <w:comment w:initials="SM" w:author="Sandra Paola Morales Paez" w:date="2025-06-25T16:38:00Z" w:id="1">
     <w:p>
       <w:pPr>
         <w:pStyle w:val="Textocomentario"/>
@@ -12436,7 +12463,7 @@
         </w:rPr>
         <w:annotationRef/>
       </w:r>
-      <w:hyperlink r:id="rId2" w:anchor="fromView=search&amp;page=1&amp;position=7&amp;uuid=65afb2b7-1fa0-4dae-980c-ff61e9d1af94&amp;query=estructura+corporal+femenina" w:history="1">
+      <w:hyperlink w:history="1" w:anchor="fromView=search&amp;page=1&amp;position=7&amp;uuid=65afb2b7-1fa0-4dae-980c-ff61e9d1af94&amp;query=estructura+corporal+femenina" r:id="rId2">
         <w:r>
           <w:rPr>
             <w:rStyle w:val="Hipervnculo"/>
@@ -12446,7 +12473,7 @@
       </w:hyperlink>
     </w:p>
   </w:comment>
-  <w:comment w:id="2" w:author="Paola Angélica Castro Salazar" w:date="2025-03-19T18:52:00Z" w:initials="ARM">
+  <w:comment w:initials="ARM" w:author="Paola Angélica Castro Salazar" w:date="2025-03-19T18:52:00Z" w:id="2">
     <w:p>
       <w:pPr>
         <w:pStyle w:val="Textocomentario"/>
@@ -12460,7 +12487,7 @@
       <w:r>
         <w:t xml:space="preserve">Por favor, enlazar el siguiente video: </w:t>
       </w:r>
-      <w:hyperlink r:id="rId3" w:history="1">
+      <w:hyperlink w:history="1" r:id="rId3">
         <w:r>
           <w:rPr>
             <w:rStyle w:val="Hipervnculo"/>
@@ -12483,7 +12510,7 @@
       </w:r>
     </w:p>
   </w:comment>
-  <w:comment w:id="3" w:author="Sandra Paola Morales Paez" w:date="2025-07-31T17:02:00Z" w:initials="SM">
+  <w:comment w:initials="SM" w:author="Sandra Paola Morales Paez" w:date="2025-07-31T17:02:00Z" w:id="3">
     <w:p>
       <w:pPr>
         <w:pStyle w:val="Textocomentario"/>
@@ -12494,7 +12521,7 @@
         </w:rPr>
         <w:annotationRef/>
       </w:r>
-      <w:hyperlink r:id="rId4" w:anchor="fromView=image_search_similar&amp;page=1&amp;position=21&amp;uuid=83b4850c-5960-42a9-811a-872b33743cc9&amp;query=antropometria" w:history="1">
+      <w:hyperlink w:history="1" w:anchor="fromView=image_search_similar&amp;page=1&amp;position=21&amp;uuid=83b4850c-5960-42a9-811a-872b33743cc9&amp;query=antropometria" r:id="rId4">
         <w:r>
           <w:rPr>
             <w:rStyle w:val="Hipervnculo"/>
@@ -12504,7 +12531,7 @@
       </w:hyperlink>
     </w:p>
   </w:comment>
-  <w:comment w:id="4" w:author="Paola Angélica Castro Salazar" w:date="2025-06-12T18:02:00Z" w:initials="ARM">
+  <w:comment w:initials="ARM" w:author="Paola Angélica Castro Salazar" w:date="2025-06-12T18:02:00Z" w:id="4">
     <w:p>
       <w:pPr>
         <w:pStyle w:val="Textocomentario"/>
@@ -12523,7 +12550,7 @@
       </w:r>
     </w:p>
   </w:comment>
-  <w:comment w:id="5" w:author="Sandra Paola Morales Paez" w:date="2025-06-25T07:31:00Z" w:initials="SM">
+  <w:comment w:initials="SM" w:author="Sandra Paola Morales Paez" w:date="2025-06-25T07:31:00Z" w:id="5">
     <w:p>
       <w:pPr>
         <w:pStyle w:val="Textocomentario"/>
@@ -12545,7 +12572,7 @@
       </w:r>
     </w:p>
   </w:comment>
-  <w:comment w:id="8" w:author="Paola Angélica Castro Salazar" w:date="1900-01-01T00:00:00Z" w:initials="ARM">
+  <w:comment w:initials="ARM" w:author="Paola Angélica Castro Salazar" w:date="1900-01-01T00:00:00Z" w:id="8">
     <w:p>
       <w:r>
         <w:annotationRef/>
@@ -12560,7 +12587,7 @@
       </w:r>
     </w:p>
   </w:comment>
-  <w:comment w:id="13" w:author="Paola Angélica Castro Salazar" w:date="2025-06-12T18:08:00Z" w:initials="ARM">
+  <w:comment w:initials="ARM" w:author="Paola Angélica Castro Salazar" w:date="2025-06-12T18:08:00Z" w:id="13">
     <w:p>
       <w:pPr>
         <w:pStyle w:val="Textocomentario"/>
@@ -12587,7 +12614,7 @@
       </w:r>
     </w:p>
   </w:comment>
-  <w:comment w:id="14" w:author="Sandra Paola Morales Paez" w:date="2025-06-24T17:40:00Z" w:initials="SM">
+  <w:comment w:initials="SM" w:author="Sandra Paola Morales Paez" w:date="2025-06-24T17:40:00Z" w:id="14">
     <w:p>
       <w:pPr>
         <w:pStyle w:val="Textocomentario"/>
@@ -12598,7 +12625,7 @@
         </w:rPr>
         <w:annotationRef/>
       </w:r>
-      <w:hyperlink r:id="rId5" w:anchor="fromView=image_search_similar&amp;page=1&amp;position=17&amp;uuid=5a49e4b8-a39e-4fbc-b200-dcf056bf2472&amp;query=morfologia+femenina" w:history="1">
+      <w:hyperlink w:history="1" w:anchor="fromView=image_search_similar&amp;page=1&amp;position=17&amp;uuid=5a49e4b8-a39e-4fbc-b200-dcf056bf2472&amp;query=morfologia+femenina" r:id="rId5">
         <w:r>
           <w:rPr>
             <w:rStyle w:val="Hipervnculo"/>
@@ -12608,7 +12635,7 @@
       </w:hyperlink>
     </w:p>
   </w:comment>
-  <w:comment w:id="17" w:author="Sandra Paola Morales Paez" w:date="2025-08-01T17:25:00Z" w:initials="SM">
+  <w:comment w:initials="SM" w:author="Sandra Paola Morales Paez" w:date="2025-08-01T17:25:00Z" w:id="17">
     <w:p>
       <w:pPr>
         <w:pStyle w:val="Textocomentario"/>
@@ -12624,7 +12651,7 @@
       </w:r>
     </w:p>
   </w:comment>
-  <w:comment w:id="18" w:author="Sandra Paola Morales Paez" w:date="2025-08-01T17:03:00Z" w:initials="SM">
+  <w:comment w:initials="SM" w:author="Sandra Paola Morales Paez" w:date="2025-08-01T17:03:00Z" w:id="18">
     <w:p>
       <w:pPr>
         <w:pStyle w:val="Textocomentario"/>
@@ -12635,7 +12662,7 @@
         </w:rPr>
         <w:annotationRef/>
       </w:r>
-      <w:hyperlink r:id="rId6" w:anchor="fromView=search&amp;page=1&amp;position=19&amp;uuid=3e776b82-d54f-4902-9fd3-6da1a21d3fbe&amp;query=An%C3%A1lisis+y+clasificaci%C3%B3n+de+las+medidas+en+moda" w:history="1">
+      <w:hyperlink w:history="1" w:anchor="fromView=search&amp;page=1&amp;position=19&amp;uuid=3e776b82-d54f-4902-9fd3-6da1a21d3fbe&amp;query=An%C3%A1lisis+y+clasificaci%C3%B3n+de+las+medidas+en+moda" r:id="rId6">
         <w:r>
           <w:rPr>
             <w:rStyle w:val="Hipervnculo"/>
@@ -12645,7 +12672,7 @@
       </w:hyperlink>
     </w:p>
   </w:comment>
-  <w:comment w:id="20" w:author="Sandra Paola Morales Paez" w:date="2025-06-25T07:37:00Z" w:initials="SM">
+  <w:comment w:initials="SM" w:author="Sandra Paola Morales Paez" w:date="2025-06-25T07:37:00Z" w:id="20">
     <w:p>
       <w:pPr>
         <w:pStyle w:val="Textocomentario"/>
@@ -12656,7 +12683,7 @@
         </w:rPr>
         <w:annotationRef/>
       </w:r>
-      <w:hyperlink r:id="rId7" w:anchor="fromView=image_search_similar&amp;page=1&amp;position=3&amp;uuid=cd3056c6-1dfd-4cfc-9a4b-5b82663b5439" w:history="1">
+      <w:hyperlink w:history="1" w:anchor="fromView=image_search_similar&amp;page=1&amp;position=3&amp;uuid=cd3056c6-1dfd-4cfc-9a4b-5b82663b5439" r:id="rId7">
         <w:r>
           <w:rPr>
             <w:rStyle w:val="Hipervnculo"/>
@@ -12666,7 +12693,7 @@
       </w:hyperlink>
     </w:p>
   </w:comment>
-  <w:comment w:id="21" w:author="Sandra Paola Morales Páez" w:date="2025-08-04T08:48:00Z" w:initials="SP">
+  <w:comment w:initials="SP" w:author="Sandra Paola Morales Páez" w:date="2025-08-04T08:48:00Z" w:id="21">
     <w:p>
       <w:r>
         <w:annotationRef/>
@@ -12678,7 +12705,7 @@
       </w:hyperlink>
     </w:p>
   </w:comment>
-  <w:comment w:id="22" w:author="Sandra Paola Morales Paez" w:date="2025-06-25T07:41:00Z" w:initials="SM">
+  <w:comment w:initials="SM" w:author="Sandra Paola Morales Paez" w:date="2025-06-25T07:41:00Z" w:id="22">
     <w:p>
       <w:pPr>
         <w:pStyle w:val="Textocomentario"/>
@@ -12689,7 +12716,7 @@
         </w:rPr>
         <w:annotationRef/>
       </w:r>
-      <w:hyperlink r:id="rId9" w:anchor="fromView=image_search_similar&amp;page=1&amp;position=10&amp;uuid=0c58772e-518f-48da-b11b-051f0b86b429&amp;query=normativa+en+confecci%C3%B3n" w:history="1">
+      <w:hyperlink w:history="1" w:anchor="fromView=image_search_similar&amp;page=1&amp;position=10&amp;uuid=0c58772e-518f-48da-b11b-051f0b86b429&amp;query=normativa+en+confecci%C3%B3n" r:id="rId9">
         <w:r>
           <w:rPr>
             <w:rStyle w:val="Hipervnculo"/>
@@ -12699,7 +12726,7 @@
       </w:hyperlink>
     </w:p>
   </w:comment>
-  <w:comment w:id="23" w:author="Sandra Paola Morales Páez" w:date="2025-08-04T08:48:00Z" w:initials="SP">
+  <w:comment w:initials="SP" w:author="Sandra Paola Morales Páez" w:date="2025-08-04T08:48:00Z" w:id="23">
     <w:p>
       <w:r>
         <w:annotationRef/>
@@ -12711,7 +12738,7 @@
       </w:hyperlink>
     </w:p>
   </w:comment>
-  <w:comment w:id="24" w:author="Paola Angélica Castro Salazar" w:date="2025-06-12T17:53:00Z" w:initials="ARM">
+  <w:comment w:initials="ARM" w:author="Paola Angélica Castro Salazar" w:date="2025-06-12T17:53:00Z" w:id="24">
     <w:p>
       <w:pPr>
         <w:pStyle w:val="Textocomentario"/>
@@ -12727,7 +12754,7 @@
       </w:r>
     </w:p>
   </w:comment>
-  <w:comment w:id="25" w:author="Sandra Paola Morales Paez" w:date="2025-06-24T15:17:00Z" w:initials="SM">
+  <w:comment w:initials="SM" w:author="Sandra Paola Morales Paez" w:date="2025-06-24T15:17:00Z" w:id="25">
     <w:p>
       <w:pPr>
         <w:pStyle w:val="Textocomentario"/>
@@ -12788,7 +12815,7 @@
       </w:r>
     </w:p>
   </w:comment>
-  <w:comment w:id="26" w:author="Sandra Paola Morales Paez" w:date="2025-07-31T16:57:00Z" w:initials="SM">
+  <w:comment w:initials="SM" w:author="Sandra Paola Morales Paez" w:date="2025-07-31T16:57:00Z" w:id="26">
     <w:p>
       <w:pPr>
         <w:pStyle w:val="Textocomentario"/>
@@ -12804,7 +12831,7 @@
       </w:r>
     </w:p>
   </w:comment>
-  <w:comment w:id="27" w:author="Sandra Paola Morales Paez" w:date="2025-07-31T17:00:00Z" w:initials="SM">
+  <w:comment w:initials="SM" w:author="Sandra Paola Morales Paez" w:date="2025-07-31T17:00:00Z" w:id="27">
     <w:p>
       <w:pPr>
         <w:pStyle w:val="Textocomentario"/>
@@ -12828,7 +12855,7 @@
       </w:r>
     </w:p>
   </w:comment>
-  <w:comment w:id="28" w:author="Sandra Paola Morales Paez" w:date="2025-07-31T16:58:00Z" w:initials="SM">
+  <w:comment w:initials="SM" w:author="Sandra Paola Morales Paez" w:date="2025-07-31T16:58:00Z" w:id="28">
     <w:p>
       <w:pPr>
         <w:pStyle w:val="Textocomentario"/>
@@ -12842,7 +12869,7 @@
       <w:r>
         <w:t xml:space="preserve">Fuente: </w:t>
       </w:r>
-      <w:hyperlink r:id="rId11" w:anchor="fromView=search&amp;page=1&amp;position=22&amp;uuid=6684632f-5396-4399-8452-3147bafef16b&amp;query=tipos+de+vestidos" w:history="1">
+      <w:hyperlink w:history="1" w:anchor="fromView=search&amp;page=1&amp;position=22&amp;uuid=6684632f-5396-4399-8452-3147bafef16b&amp;query=tipos+de+vestidos" r:id="rId11">
         <w:r>
           <w:rPr>
             <w:rStyle w:val="Hipervnculo"/>
@@ -12852,7 +12879,7 @@
       </w:hyperlink>
     </w:p>
   </w:comment>
-  <w:comment w:id="29" w:author="Paola Angélica Castro Salazar" w:date="2025-07-20T07:14:00Z" w:initials="ARM">
+  <w:comment w:initials="ARM" w:author="Paola Angélica Castro Salazar" w:date="2025-07-20T07:14:00Z" w:id="29">
     <w:p>
       <w:pPr>
         <w:pStyle w:val="Textocomentario"/>
@@ -12878,7 +12905,7 @@
       </w:r>
     </w:p>
   </w:comment>
-  <w:comment w:id="30" w:author="Sandra Paola Morales Paez" w:date="2025-07-31T17:04:00Z" w:initials="SM">
+  <w:comment w:initials="SM" w:author="Sandra Paola Morales Paez" w:date="2025-07-31T17:04:00Z" w:id="30">
     <w:p>
       <w:pPr>
         <w:pStyle w:val="Textocomentario"/>
@@ -12894,7 +12921,7 @@
       </w:r>
     </w:p>
   </w:comment>
-  <w:comment w:id="31" w:author="Sandra Paola Morales Paez" w:date="2025-07-31T17:05:00Z" w:initials="SM">
+  <w:comment w:initials="SM" w:author="Sandra Paola Morales Paez" w:date="2025-07-31T17:05:00Z" w:id="31">
     <w:p>
       <w:pPr>
         <w:pStyle w:val="Textocomentario"/>
@@ -13090,7 +13117,7 @@
       </w:r>
     </w:p>
   </w:comment>
-  <w:comment w:id="32" w:author="Paola Angélica Castro Salazar" w:date="2025-06-12T17:57:00Z" w:initials="ARM">
+  <w:comment w:initials="ARM" w:author="Paola Angélica Castro Salazar" w:date="2025-06-12T17:57:00Z" w:id="32">
     <w:p>
       <w:pPr>
         <w:pStyle w:val="Textocomentario"/>
@@ -13106,7 +13133,7 @@
       </w:r>
     </w:p>
   </w:comment>
-  <w:comment w:id="33" w:author="Sandra Paola Morales Paez" w:date="2025-07-31T17:20:00Z" w:initials="SM">
+  <w:comment w:initials="SM" w:author="Sandra Paola Morales Paez" w:date="2025-07-31T17:20:00Z" w:id="33">
     <w:p>
       <w:pPr>
         <w:pStyle w:val="Textocomentario"/>
@@ -13120,7 +13147,7 @@
       <w:r>
         <w:t xml:space="preserve">Fuente: </w:t>
       </w:r>
-      <w:hyperlink r:id="rId12" w:anchor="fromView=search&amp;page=1&amp;position=5&amp;uuid=30c5807c-e871-4655-87de-b8ac353c60df&amp;query=tipos+de+blusas+y+tops" w:history="1">
+      <w:hyperlink w:history="1" w:anchor="fromView=search&amp;page=1&amp;position=5&amp;uuid=30c5807c-e871-4655-87de-b8ac353c60df&amp;query=tipos+de+blusas+y+tops" r:id="rId12">
         <w:r>
           <w:rPr>
             <w:rStyle w:val="Hipervnculo"/>
@@ -13130,7 +13157,7 @@
       </w:hyperlink>
     </w:p>
   </w:comment>
-  <w:comment w:id="34" w:author="Sandra Paola Morales Paez" w:date="2025-07-31T17:21:00Z" w:initials="SM">
+  <w:comment w:initials="SM" w:author="Sandra Paola Morales Paez" w:date="2025-07-31T17:21:00Z" w:id="34">
     <w:p>
       <w:pPr>
         <w:pStyle w:val="Textocomentario"/>
@@ -13366,7 +13393,7 @@
       </w:r>
     </w:p>
   </w:comment>
-  <w:comment w:id="35" w:author="Paola Angélica Castro Salazar" w:date="2025-06-12T17:57:00Z" w:initials="ARM">
+  <w:comment w:initials="ARM" w:author="Paola Angélica Castro Salazar" w:date="2025-06-12T17:57:00Z" w:id="35">
     <w:p>
       <w:pPr>
         <w:pStyle w:val="Textocomentario"/>
@@ -13382,7 +13409,7 @@
       </w:r>
     </w:p>
   </w:comment>
-  <w:comment w:id="36" w:author="Sandra Paola Morales Paez" w:date="2025-07-31T17:22:00Z" w:initials="SM">
+  <w:comment w:initials="SM" w:author="Sandra Paola Morales Paez" w:date="2025-07-31T17:22:00Z" w:id="36">
     <w:p>
       <w:pPr>
         <w:pStyle w:val="Textocomentario"/>
@@ -13396,7 +13423,7 @@
       <w:r>
         <w:t xml:space="preserve">Fuente: </w:t>
       </w:r>
-      <w:hyperlink r:id="rId13" w:anchor="from_element=cross_selling__vector" w:history="1">
+      <w:hyperlink w:history="1" w:anchor="from_element=cross_selling__vector" r:id="rId13">
         <w:r>
           <w:rPr>
             <w:rStyle w:val="Hipervnculo"/>
@@ -13406,7 +13433,7 @@
       </w:hyperlink>
     </w:p>
   </w:comment>
-  <w:comment w:id="37" w:author="Sandra Paola Morales Paez" w:date="2025-07-31T17:24:00Z" w:initials="SM">
+  <w:comment w:initials="SM" w:author="Sandra Paola Morales Paez" w:date="2025-07-31T17:24:00Z" w:id="37">
     <w:p>
       <w:pPr>
         <w:pStyle w:val="Textocomentario"/>
@@ -13542,7 +13569,7 @@
       </w:r>
     </w:p>
   </w:comment>
-  <w:comment w:id="38" w:author="Paola Angélica Castro Salazar" w:date="2025-06-12T17:58:00Z" w:initials="ARM">
+  <w:comment w:initials="ARM" w:author="Paola Angélica Castro Salazar" w:date="2025-06-12T17:58:00Z" w:id="38">
     <w:p>
       <w:pPr>
         <w:pStyle w:val="Textocomentario"/>
@@ -13558,7 +13585,7 @@
       </w:r>
     </w:p>
   </w:comment>
-  <w:comment w:id="39" w:author="Sandra Paola Morales Paez" w:date="2025-07-31T17:25:00Z" w:initials="SM">
+  <w:comment w:initials="SM" w:author="Sandra Paola Morales Paez" w:date="2025-07-31T17:25:00Z" w:id="39">
     <w:p>
       <w:pPr>
         <w:pStyle w:val="Textocomentario"/>
@@ -13572,7 +13599,7 @@
       <w:r>
         <w:t xml:space="preserve">Fuente: </w:t>
       </w:r>
-      <w:hyperlink r:id="rId14" w:anchor="fromView=search&amp;page=1&amp;position=28&amp;uuid=9f74f080-3394-4c4d-b304-740cba378795&amp;query=tipos+de+chaquetas+women" w:history="1">
+      <w:hyperlink w:history="1" w:anchor="fromView=search&amp;page=1&amp;position=28&amp;uuid=9f74f080-3394-4c4d-b304-740cba378795&amp;query=tipos+de+chaquetas+women" r:id="rId14">
         <w:r>
           <w:rPr>
             <w:rStyle w:val="Hipervnculo"/>
@@ -13582,7 +13609,7 @@
       </w:hyperlink>
     </w:p>
   </w:comment>
-  <w:comment w:id="40" w:author="Paola Angélica Castro Salazar" w:date="2025-06-12T17:58:00Z" w:initials="ARM">
+  <w:comment w:initials="ARM" w:author="Paola Angélica Castro Salazar" w:date="2025-06-12T17:58:00Z" w:id="40">
     <w:p>
       <w:pPr>
         <w:pStyle w:val="Textocomentario"/>
@@ -13598,7 +13625,7 @@
       </w:r>
     </w:p>
   </w:comment>
-  <w:comment w:id="41" w:author="Sandra Paola Morales Paez" w:date="2025-07-31T17:26:00Z" w:initials="SM">
+  <w:comment w:initials="SM" w:author="Sandra Paola Morales Paez" w:date="2025-07-31T17:26:00Z" w:id="41">
     <w:p>
       <w:pPr>
         <w:pStyle w:val="Textocomentario"/>
@@ -13612,7 +13639,7 @@
       <w:r>
         <w:t xml:space="preserve">Fuente: </w:t>
       </w:r>
-      <w:hyperlink r:id="rId15" w:anchor="fromView=search&amp;page=1&amp;position=22&amp;uuid=9f74f080-3394-4c4d-b304-740cba378795&amp;query=tipos+de+chaquetas+women" w:history="1">
+      <w:hyperlink w:history="1" w:anchor="fromView=search&amp;page=1&amp;position=22&amp;uuid=9f74f080-3394-4c4d-b304-740cba378795&amp;query=tipos+de+chaquetas+women" r:id="rId15">
         <w:r>
           <w:rPr>
             <w:rStyle w:val="Hipervnculo"/>
@@ -13622,7 +13649,7 @@
       </w:hyperlink>
     </w:p>
   </w:comment>
-  <w:comment w:id="42" w:author="Paola Angélica Castro Salazar" w:date="2025-06-12T17:59:00Z" w:initials="ARM">
+  <w:comment w:initials="ARM" w:author="Paola Angélica Castro Salazar" w:date="2025-06-12T17:59:00Z" w:id="42">
     <w:p>
       <w:pPr>
         <w:pStyle w:val="Textocomentario"/>
@@ -13638,7 +13665,7 @@
       </w:r>
     </w:p>
   </w:comment>
-  <w:comment w:id="43" w:author="Sandra Paola Morales Paez" w:date="2025-07-31T17:27:00Z" w:initials="SM">
+  <w:comment w:initials="SM" w:author="Sandra Paola Morales Paez" w:date="2025-07-31T17:27:00Z" w:id="43">
     <w:p>
       <w:pPr>
         <w:pStyle w:val="Textocomentario"/>
@@ -13652,7 +13679,7 @@
       <w:r>
         <w:t xml:space="preserve">Fuente: </w:t>
       </w:r>
-      <w:hyperlink r:id="rId16" w:anchor="fromView=search&amp;page=1&amp;position=48&amp;uuid=cdbb604f-6d55-4193-a271-014bef5aa853&amp;query=tipos+de+enterizos+women" w:history="1">
+      <w:hyperlink w:history="1" w:anchor="fromView=search&amp;page=1&amp;position=48&amp;uuid=cdbb604f-6d55-4193-a271-014bef5aa853&amp;query=tipos+de+enterizos+women" r:id="rId16">
         <w:r>
           <w:rPr>
             <w:rStyle w:val="Hipervnculo"/>
@@ -13662,7 +13689,7 @@
       </w:hyperlink>
     </w:p>
   </w:comment>
-  <w:comment w:id="44" w:author="Paola Angélica Castro Salazar" w:date="2025-06-12T17:59:00Z" w:initials="ARM">
+  <w:comment w:initials="ARM" w:author="Paola Angélica Castro Salazar" w:date="2025-06-12T17:59:00Z" w:id="44">
     <w:p>
       <w:pPr>
         <w:pStyle w:val="Textocomentario"/>
@@ -13678,7 +13705,7 @@
       </w:r>
     </w:p>
   </w:comment>
-  <w:comment w:id="45" w:author="Paola Angélica Castro Salazar" w:date="2025-07-20T09:04:00Z" w:initials="ARM">
+  <w:comment w:initials="ARM" w:author="Paola Angélica Castro Salazar" w:date="2025-07-20T09:04:00Z" w:id="45">
     <w:p>
       <w:pPr>
         <w:pStyle w:val="Textocomentario"/>
@@ -13694,7 +13721,7 @@
       </w:r>
     </w:p>
   </w:comment>
-  <w:comment w:id="46" w:author="Paola Angélica Castro Salazar" w:date="2025-07-20T09:05:00Z" w:initials="ARM">
+  <w:comment w:initials="ARM" w:author="Paola Angélica Castro Salazar" w:date="2025-07-20T09:05:00Z" w:id="46">
     <w:p>
       <w:pPr>
         <w:pStyle w:val="Textocomentario"/>
@@ -13710,7 +13737,7 @@
       </w:r>
     </w:p>
   </w:comment>
-  <w:comment w:id="47" w:author="Paola Angélica Castro Salazar" w:date="2025-07-20T09:05:00Z" w:initials="ARM">
+  <w:comment w:initials="ARM" w:author="Paola Angélica Castro Salazar" w:date="2025-07-20T09:05:00Z" w:id="47">
     <w:p>
       <w:pPr>
         <w:pStyle w:val="Textocomentario"/>
@@ -13726,7 +13753,7 @@
       </w:r>
     </w:p>
   </w:comment>
-  <w:comment w:id="48" w:author="Paola Angélica Castro Salazar" w:date="2025-07-20T09:05:00Z" w:initials="ARM">
+  <w:comment w:initials="ARM" w:author="Paola Angélica Castro Salazar" w:date="2025-07-20T09:05:00Z" w:id="48">
     <w:p>
       <w:pPr>
         <w:pStyle w:val="Textocomentario"/>
@@ -13742,7 +13769,7 @@
       </w:r>
     </w:p>
   </w:comment>
-  <w:comment w:id="49" w:author="Sandra Paola Morales Paez" w:date="2025-07-31T17:41:00Z" w:initials="SM">
+  <w:comment w:initials="SM" w:author="Sandra Paola Morales Paez" w:date="2025-07-31T17:41:00Z" w:id="49">
     <w:p>
       <w:pPr>
         <w:pStyle w:val="Textocomentario"/>
@@ -13753,7 +13780,7 @@
         </w:rPr>
         <w:annotationRef/>
       </w:r>
-      <w:hyperlink r:id="rId17" w:anchor="fromView=image_search_similar&amp;page=1&amp;position=37&amp;uuid=83b4850c-5960-42a9-811a-872b33743cc9&amp;query=antropometria" w:history="1">
+      <w:hyperlink w:history="1" w:anchor="fromView=image_search_similar&amp;page=1&amp;position=37&amp;uuid=83b4850c-5960-42a9-811a-872b33743cc9&amp;query=antropometria" r:id="rId17">
         <w:r>
           <w:rPr>
             <w:rStyle w:val="Hipervnculo"/>
@@ -13763,7 +13790,7 @@
       </w:hyperlink>
     </w:p>
   </w:comment>
-  <w:comment w:id="50" w:author="Paola Angélica Castro Salazar" w:date="2025-07-20T09:06:00Z" w:initials="ARM">
+  <w:comment w:initials="ARM" w:author="Paola Angélica Castro Salazar" w:date="2025-07-20T09:06:00Z" w:id="50">
     <w:p>
       <w:pPr>
         <w:pStyle w:val="Textocomentario"/>
@@ -13779,7 +13806,7 @@
       </w:r>
     </w:p>
   </w:comment>
-  <w:comment w:id="51" w:author="Paola Angélica Castro Salazar" w:date="2025-07-20T09:07:00Z" w:initials="ARM">
+  <w:comment w:initials="ARM" w:author="Paola Angélica Castro Salazar" w:date="2025-07-20T09:07:00Z" w:id="51">
     <w:p>
       <w:pPr>
         <w:pStyle w:val="Textocomentario"/>
@@ -13795,7 +13822,7 @@
       </w:r>
     </w:p>
   </w:comment>
-  <w:comment w:id="52" w:author="Paola Angélica Castro Salazar" w:date="2025-07-20T07:04:00Z" w:initials="ARM">
+  <w:comment w:initials="ARM" w:author="Paola Angélica Castro Salazar" w:date="2025-07-20T07:04:00Z" w:id="52">
     <w:p>
       <w:pPr>
         <w:pStyle w:val="Textocomentario"/>
@@ -13811,7 +13838,7 @@
       </w:r>
     </w:p>
   </w:comment>
-  <w:comment w:id="53" w:author="Paola Angélica Castro Salazar" w:date="2025-07-20T09:07:00Z" w:initials="ARM">
+  <w:comment w:initials="ARM" w:author="Paola Angélica Castro Salazar" w:date="2025-07-20T09:07:00Z" w:id="53">
     <w:p>
       <w:pPr>
         <w:pStyle w:val="Textocomentario"/>
@@ -13827,7 +13854,7 @@
       </w:r>
     </w:p>
   </w:comment>
-  <w:comment w:id="54" w:author="Paola Angélica Castro Salazar" w:date="2025-07-20T07:04:00Z" w:initials="ARM">
+  <w:comment w:initials="ARM" w:author="Paola Angélica Castro Salazar" w:date="2025-07-20T07:04:00Z" w:id="54">
     <w:p>
       <w:pPr>
         <w:pStyle w:val="Textocomentario"/>
@@ -13843,7 +13870,7 @@
       </w:r>
     </w:p>
   </w:comment>
-  <w:comment w:id="55" w:author="Paola Angélica Castro Salazar" w:date="2025-07-20T09:08:00Z" w:initials="ARM">
+  <w:comment w:initials="ARM" w:author="Paola Angélica Castro Salazar" w:date="2025-07-20T09:08:00Z" w:id="55">
     <w:p>
       <w:pPr>
         <w:pStyle w:val="Textocomentario"/>
@@ -13859,7 +13886,7 @@
       </w:r>
     </w:p>
   </w:comment>
-  <w:comment w:id="56" w:author="Paola Angélica Castro Salazar" w:date="2025-07-20T07:04:00Z" w:initials="ARM">
+  <w:comment w:initials="ARM" w:author="Paola Angélica Castro Salazar" w:date="2025-07-20T07:04:00Z" w:id="56">
     <w:p>
       <w:pPr>
         <w:pStyle w:val="Textocomentario"/>
@@ -13875,7 +13902,7 @@
       </w:r>
     </w:p>
   </w:comment>
-  <w:comment w:id="57" w:author="Paola Angélica Castro Salazar" w:date="2025-07-20T09:09:00Z" w:initials="ARM">
+  <w:comment w:initials="ARM" w:author="Paola Angélica Castro Salazar" w:date="2025-07-20T09:09:00Z" w:id="57">
     <w:p>
       <w:pPr>
         <w:pStyle w:val="Textocomentario"/>
@@ -13891,7 +13918,7 @@
       </w:r>
     </w:p>
   </w:comment>
-  <w:comment w:id="58" w:author="Paola Angélica Castro Salazar" w:date="2025-07-20T07:04:00Z" w:initials="ARM">
+  <w:comment w:initials="ARM" w:author="Paola Angélica Castro Salazar" w:date="2025-07-20T07:04:00Z" w:id="58">
     <w:p>
       <w:pPr>
         <w:pStyle w:val="Textocomentario"/>
@@ -13907,7 +13934,7 @@
       </w:r>
     </w:p>
   </w:comment>
-  <w:comment w:id="59" w:author="Sandra Paola Morales Paez" w:date="2025-08-01T16:50:00Z" w:initials="SM">
+  <w:comment w:initials="SM" w:author="Sandra Paola Morales Paez" w:date="2025-08-01T16:50:00Z" w:id="59">
     <w:p>
       <w:pPr>
         <w:pStyle w:val="Textocomentario"/>
@@ -14135,7 +14162,7 @@
       <w:ind w:left="-2" w:hanging="2"/>
       <w:jc w:val="right"/>
       <w:rPr>
-        <w:rFonts w:ascii="Times New Roman" w:eastAsia="Times New Roman" w:hAnsi="Times New Roman" w:cs="Times New Roman"/>
+        <w:rFonts w:ascii="Times New Roman" w:hAnsi="Times New Roman" w:eastAsia="Times New Roman" w:cs="Times New Roman"/>
         <w:sz w:val="24"/>
         <w:szCs w:val="24"/>
       </w:rPr>
@@ -14146,7 +14173,7 @@
       <w:pStyle w:val="Normal0"/>
       <w:spacing w:line="240" w:lineRule="auto"/>
       <w:rPr>
-        <w:rFonts w:ascii="Times New Roman" w:eastAsia="Times New Roman" w:hAnsi="Times New Roman" w:cs="Times New Roman"/>
+        <w:rFonts w:ascii="Times New Roman" w:hAnsi="Times New Roman" w:eastAsia="Times New Roman" w:cs="Times New Roman"/>
         <w:sz w:val="24"/>
         <w:szCs w:val="24"/>
       </w:rPr>
@@ -14231,7 +14258,7 @@
 </file>
 
 <file path=word/header1.xml><?xml version="1.0" encoding="utf-8"?>
-<w:hdr xmlns:wpc="http://schemas.microsoft.com/office/word/2010/wordprocessingCanvas" xmlns:cx="http://schemas.microsoft.com/office/drawing/2014/chartex" xmlns:cx1="http://schemas.microsoft.com/office/drawing/2015/9/8/chartex" xmlns:cx2="http://schemas.microsoft.com/office/drawing/2015/10/21/chartex" xmlns:cx3="http://schemas.microsoft.com/office/drawing/2016/5/9/chartex" xmlns:cx4="http://schemas.microsoft.com/office/drawing/2016/5/10/chartex" xmlns:cx5="http://schemas.microsoft.com/office/drawing/2016/5/11/chartex" xmlns:cx6="http://schemas.microsoft.com/office/drawing/2016/5/12/chartex" xmlns:cx7="http://schemas.microsoft.com/office/drawing/2016/5/13/chartex" xmlns:cx8="http://schemas.microsoft.com/office/drawing/2016/5/14/chartex" xmlns:mc="http://schemas.openxmlformats.org/markup-compatibility/2006" xmlns:aink="http://schemas.microsoft.com/office/drawing/2016/ink" xmlns:am3d="http://schemas.microsoft.com/office/drawing/2017/model3d" xmlns:o="urn:schemas-microsoft-com:office:office" xmlns:oel="http://schemas.microsoft.com/office/2019/extlst" xmlns:r="http://schemas.openxmlformats.org/officeDocument/2006/relationships" xmlns:m="http://schemas.openxmlformats.org/officeDocument/2006/math" xmlns:v="urn:schemas-microsoft-com:vml" xmlns:wp14="http://schemas.microsoft.com/office/word/2010/wordprocessingDrawing" xmlns:wp="http://schemas.openxmlformats.org/drawingml/2006/wordprocessingDrawing" xmlns:w10="urn:schemas-microsoft-com:office:word" xmlns:w="http://schemas.openxmlformats.org/wordprocessingml/2006/main" xmlns:w14="http://schemas.microsoft.com/office/word/2010/wordml" xmlns:w15="http://schemas.microsoft.com/office/word/2012/wordml" xmlns:w16cex="http://schemas.microsoft.com/office/word/2018/wordml/cex" xmlns:w16cid="http://schemas.microsoft.com/office/word/2016/wordml/cid" xmlns:w16="http://schemas.microsoft.com/office/word/2018/wordml" xmlns:w16du="http://schemas.microsoft.com/office/word/2023/wordml/word16du" xmlns:w16sdtdh="http://schemas.microsoft.com/office/word/2020/wordml/sdtdatahash" xmlns:w16sdtfl="http://schemas.microsoft.com/office/word/2024/wordml/sdtformatlock" xmlns:w16se="http://schemas.microsoft.com/office/word/2015/wordml/symex" xmlns:wpg="http://schemas.microsoft.com/office/word/2010/wordprocessingGroup" xmlns:wpi="http://schemas.microsoft.com/office/word/2010/wordprocessingInk" xmlns:wne="http://schemas.microsoft.com/office/word/2006/wordml" xmlns:wps="http://schemas.microsoft.com/office/word/2010/wordprocessingShape" mc:Ignorable="w14 w15 w16se w16cid w16 w16cex w16sdtdh w16sdtfl w16du wp14">
+<w:hdr xmlns:wpc="http://schemas.microsoft.com/office/word/2010/wordprocessingCanvas" xmlns:cx="http://schemas.microsoft.com/office/drawing/2014/chartex" xmlns:cx1="http://schemas.microsoft.com/office/drawing/2015/9/8/chartex" xmlns:cx2="http://schemas.microsoft.com/office/drawing/2015/10/21/chartex" xmlns:cx3="http://schemas.microsoft.com/office/drawing/2016/5/9/chartex" xmlns:cx4="http://schemas.microsoft.com/office/drawing/2016/5/10/chartex" xmlns:cx5="http://schemas.microsoft.com/office/drawing/2016/5/11/chartex" xmlns:cx6="http://schemas.microsoft.com/office/drawing/2016/5/12/chartex" xmlns:cx7="http://schemas.microsoft.com/office/drawing/2016/5/13/chartex" xmlns:cx8="http://schemas.microsoft.com/office/drawing/2016/5/14/chartex" xmlns:mc="http://schemas.openxmlformats.org/markup-compatibility/2006" xmlns:aink="http://schemas.microsoft.com/office/drawing/2016/ink" xmlns:am3d="http://schemas.microsoft.com/office/drawing/2017/model3d" xmlns:o="urn:schemas-microsoft-com:office:office" xmlns:oel="http://schemas.microsoft.com/office/2019/extlst" xmlns:r="http://schemas.openxmlformats.org/officeDocument/2006/relationships" xmlns:m="http://schemas.openxmlformats.org/officeDocument/2006/math" xmlns:v="urn:schemas-microsoft-com:vml" xmlns:wp14="http://schemas.microsoft.com/office/word/2010/wordprocessingDrawing" xmlns:wp="http://schemas.openxmlformats.org/drawingml/2006/wordprocessingDrawing" xmlns:w10="urn:schemas-microsoft-com:office:word" xmlns:w="http://schemas.openxmlformats.org/wordprocessingml/2006/main" xmlns:w14="http://schemas.microsoft.com/office/word/2010/wordml" xmlns:w15="http://schemas.microsoft.com/office/word/2012/wordml" xmlns:w16cex="http://schemas.microsoft.com/office/word/2018/wordml/cex" xmlns:w16cid="http://schemas.microsoft.com/office/word/2016/wordml/cid" xmlns:w16="http://schemas.microsoft.com/office/word/2018/wordml" xmlns:w16du="http://schemas.microsoft.com/office/word/2023/wordml/word16du" xmlns:w16sdtdh="http://schemas.microsoft.com/office/word/2020/wordml/sdtdatahash" xmlns:w16sdtfl="http://schemas.microsoft.com/office/word/2024/wordml/sdtformatlock" xmlns:w16se="http://schemas.microsoft.com/office/word/2015/wordml/symex" xmlns:wpg="http://schemas.microsoft.com/office/word/2010/wordprocessingGroup" xmlns:wpi="http://schemas.microsoft.com/office/word/2010/wordprocessingInk" xmlns:wne="http://schemas.microsoft.com/office/word/2006/wordml" xmlns:wps="http://schemas.microsoft.com/office/word/2010/wordprocessingShape" xmlns:a="http://schemas.openxmlformats.org/drawingml/2006/main" xmlns:pic="http://schemas.openxmlformats.org/drawingml/2006/picture" xmlns:a14="http://schemas.microsoft.com/office/drawing/2010/main" mc:Ignorable="w14 w15 w16se w16cid w16 w16cex w16sdtdh w16sdtfl w16du wp14">
   <w:p>
     <w:pPr>
       <w:pStyle w:val="Normal0"/>
@@ -14510,7 +14537,7 @@
         <w:ind w:left="720" w:hanging="360"/>
       </w:pPr>
       <w:rPr>
-        <w:rFonts w:ascii="Symbol" w:hAnsi="Symbol" w:hint="default"/>
+        <w:rFonts w:hint="default" w:ascii="Symbol" w:hAnsi="Symbol"/>
       </w:rPr>
     </w:lvl>
     <w:lvl w:ilvl="1" w:tplc="240A0003" w:tentative="1">
@@ -14522,7 +14549,7 @@
         <w:ind w:left="1440" w:hanging="360"/>
       </w:pPr>
       <w:rPr>
-        <w:rFonts w:ascii="Courier New" w:hAnsi="Courier New" w:cs="Courier New" w:hint="default"/>
+        <w:rFonts w:hint="default" w:ascii="Courier New" w:hAnsi="Courier New" w:cs="Courier New"/>
       </w:rPr>
     </w:lvl>
     <w:lvl w:ilvl="2" w:tplc="240A0005" w:tentative="1">
@@ -14534,7 +14561,7 @@
         <w:ind w:left="2160" w:hanging="360"/>
       </w:pPr>
       <w:rPr>
-        <w:rFonts w:ascii="Wingdings" w:hAnsi="Wingdings" w:hint="default"/>
+        <w:rFonts w:hint="default" w:ascii="Wingdings" w:hAnsi="Wingdings"/>
       </w:rPr>
     </w:lvl>
     <w:lvl w:ilvl="3" w:tplc="240A0001" w:tentative="1">
@@ -14546,7 +14573,7 @@
         <w:ind w:left="2880" w:hanging="360"/>
       </w:pPr>
       <w:rPr>
-        <w:rFonts w:ascii="Symbol" w:hAnsi="Symbol" w:hint="default"/>
+        <w:rFonts w:hint="default" w:ascii="Symbol" w:hAnsi="Symbol"/>
       </w:rPr>
     </w:lvl>
     <w:lvl w:ilvl="4" w:tplc="240A0003" w:tentative="1">
@@ -14558,7 +14585,7 @@
         <w:ind w:left="3600" w:hanging="360"/>
       </w:pPr>
       <w:rPr>
-        <w:rFonts w:ascii="Courier New" w:hAnsi="Courier New" w:cs="Courier New" w:hint="default"/>
+        <w:rFonts w:hint="default" w:ascii="Courier New" w:hAnsi="Courier New" w:cs="Courier New"/>
       </w:rPr>
     </w:lvl>
     <w:lvl w:ilvl="5" w:tplc="240A0005" w:tentative="1">
@@ -14570,7 +14597,7 @@
         <w:ind w:left="4320" w:hanging="360"/>
       </w:pPr>
       <w:rPr>
-        <w:rFonts w:ascii="Wingdings" w:hAnsi="Wingdings" w:hint="default"/>
+        <w:rFonts w:hint="default" w:ascii="Wingdings" w:hAnsi="Wingdings"/>
       </w:rPr>
     </w:lvl>
     <w:lvl w:ilvl="6" w:tplc="240A0001" w:tentative="1">
@@ -14582,7 +14609,7 @@
         <w:ind w:left="5040" w:hanging="360"/>
       </w:pPr>
       <w:rPr>
-        <w:rFonts w:ascii="Symbol" w:hAnsi="Symbol" w:hint="default"/>
+        <w:rFonts w:hint="default" w:ascii="Symbol" w:hAnsi="Symbol"/>
       </w:rPr>
     </w:lvl>
     <w:lvl w:ilvl="7" w:tplc="240A0003" w:tentative="1">
@@ -14594,7 +14621,7 @@
         <w:ind w:left="5760" w:hanging="360"/>
       </w:pPr>
       <w:rPr>
-        <w:rFonts w:ascii="Courier New" w:hAnsi="Courier New" w:cs="Courier New" w:hint="default"/>
+        <w:rFonts w:hint="default" w:ascii="Courier New" w:hAnsi="Courier New" w:cs="Courier New"/>
       </w:rPr>
     </w:lvl>
     <w:lvl w:ilvl="8" w:tplc="240A0005" w:tentative="1">
@@ -14606,7 +14633,7 @@
         <w:ind w:left="6480" w:hanging="360"/>
       </w:pPr>
       <w:rPr>
-        <w:rFonts w:ascii="Wingdings" w:hAnsi="Wingdings" w:hint="default"/>
+        <w:rFonts w:hint="default" w:ascii="Wingdings" w:hAnsi="Wingdings"/>
       </w:rPr>
     </w:lvl>
   </w:abstractNum>
@@ -14795,7 +14822,7 @@
         <w:ind w:left="720" w:hanging="360"/>
       </w:pPr>
       <w:rPr>
-        <w:rFonts w:ascii="Symbol" w:hAnsi="Symbol" w:hint="default"/>
+        <w:rFonts w:hint="default" w:ascii="Symbol" w:hAnsi="Symbol"/>
       </w:rPr>
     </w:lvl>
     <w:lvl w:ilvl="1" w:tplc="240A0003" w:tentative="1">
@@ -14807,7 +14834,7 @@
         <w:ind w:left="1440" w:hanging="360"/>
       </w:pPr>
       <w:rPr>
-        <w:rFonts w:ascii="Courier New" w:hAnsi="Courier New" w:cs="Courier New" w:hint="default"/>
+        <w:rFonts w:hint="default" w:ascii="Courier New" w:hAnsi="Courier New" w:cs="Courier New"/>
       </w:rPr>
     </w:lvl>
     <w:lvl w:ilvl="2" w:tplc="240A0005" w:tentative="1">
@@ -14819,7 +14846,7 @@
         <w:ind w:left="2160" w:hanging="360"/>
       </w:pPr>
       <w:rPr>
-        <w:rFonts w:ascii="Wingdings" w:hAnsi="Wingdings" w:hint="default"/>
+        <w:rFonts w:hint="default" w:ascii="Wingdings" w:hAnsi="Wingdings"/>
       </w:rPr>
     </w:lvl>
     <w:lvl w:ilvl="3" w:tplc="240A0001" w:tentative="1">
@@ -14831,7 +14858,7 @@
         <w:ind w:left="2880" w:hanging="360"/>
       </w:pPr>
       <w:rPr>
-        <w:rFonts w:ascii="Symbol" w:hAnsi="Symbol" w:hint="default"/>
+        <w:rFonts w:hint="default" w:ascii="Symbol" w:hAnsi="Symbol"/>
       </w:rPr>
     </w:lvl>
     <w:lvl w:ilvl="4" w:tplc="240A0003" w:tentative="1">
@@ -14843,7 +14870,7 @@
         <w:ind w:left="3600" w:hanging="360"/>
       </w:pPr>
       <w:rPr>
-        <w:rFonts w:ascii="Courier New" w:hAnsi="Courier New" w:cs="Courier New" w:hint="default"/>
+        <w:rFonts w:hint="default" w:ascii="Courier New" w:hAnsi="Courier New" w:cs="Courier New"/>
       </w:rPr>
     </w:lvl>
     <w:lvl w:ilvl="5" w:tplc="240A0005" w:tentative="1">
@@ -14855,7 +14882,7 @@
         <w:ind w:left="4320" w:hanging="360"/>
       </w:pPr>
       <w:rPr>
-        <w:rFonts w:ascii="Wingdings" w:hAnsi="Wingdings" w:hint="default"/>
+        <w:rFonts w:hint="default" w:ascii="Wingdings" w:hAnsi="Wingdings"/>
       </w:rPr>
     </w:lvl>
     <w:lvl w:ilvl="6" w:tplc="240A0001" w:tentative="1">
@@ -14867,7 +14894,7 @@
         <w:ind w:left="5040" w:hanging="360"/>
       </w:pPr>
       <w:rPr>
-        <w:rFonts w:ascii="Symbol" w:hAnsi="Symbol" w:hint="default"/>
+        <w:rFonts w:hint="default" w:ascii="Symbol" w:hAnsi="Symbol"/>
       </w:rPr>
     </w:lvl>
     <w:lvl w:ilvl="7" w:tplc="240A0003" w:tentative="1">
@@ -14879,7 +14906,7 @@
         <w:ind w:left="5760" w:hanging="360"/>
       </w:pPr>
       <w:rPr>
-        <w:rFonts w:ascii="Courier New" w:hAnsi="Courier New" w:cs="Courier New" w:hint="default"/>
+        <w:rFonts w:hint="default" w:ascii="Courier New" w:hAnsi="Courier New" w:cs="Courier New"/>
       </w:rPr>
     </w:lvl>
     <w:lvl w:ilvl="8" w:tplc="240A0005" w:tentative="1">
@@ -14891,7 +14918,7 @@
         <w:ind w:left="6480" w:hanging="360"/>
       </w:pPr>
       <w:rPr>
-        <w:rFonts w:ascii="Wingdings" w:hAnsi="Wingdings" w:hint="default"/>
+        <w:rFonts w:hint="default" w:ascii="Wingdings" w:hAnsi="Wingdings"/>
       </w:rPr>
     </w:lvl>
   </w:abstractNum>
@@ -14908,7 +14935,7 @@
         <w:ind w:left="720" w:hanging="360"/>
       </w:pPr>
       <w:rPr>
-        <w:rFonts w:ascii="Symbol" w:hAnsi="Symbol" w:hint="default"/>
+        <w:rFonts w:hint="default" w:ascii="Symbol" w:hAnsi="Symbol"/>
       </w:rPr>
     </w:lvl>
     <w:lvl w:ilvl="1" w:tplc="240A0003" w:tentative="1">
@@ -14920,7 +14947,7 @@
         <w:ind w:left="1440" w:hanging="360"/>
       </w:pPr>
       <w:rPr>
-        <w:rFonts w:ascii="Courier New" w:hAnsi="Courier New" w:cs="Courier New" w:hint="default"/>
+        <w:rFonts w:hint="default" w:ascii="Courier New" w:hAnsi="Courier New" w:cs="Courier New"/>
       </w:rPr>
     </w:lvl>
     <w:lvl w:ilvl="2" w:tplc="240A0005" w:tentative="1">
@@ -14932,7 +14959,7 @@
         <w:ind w:left="2160" w:hanging="360"/>
       </w:pPr>
       <w:rPr>
-        <w:rFonts w:ascii="Wingdings" w:hAnsi="Wingdings" w:hint="default"/>
+        <w:rFonts w:hint="default" w:ascii="Wingdings" w:hAnsi="Wingdings"/>
       </w:rPr>
     </w:lvl>
     <w:lvl w:ilvl="3" w:tplc="240A0001" w:tentative="1">
@@ -14944,7 +14971,7 @@
         <w:ind w:left="2880" w:hanging="360"/>
       </w:pPr>
       <w:rPr>
-        <w:rFonts w:ascii="Symbol" w:hAnsi="Symbol" w:hint="default"/>
+        <w:rFonts w:hint="default" w:ascii="Symbol" w:hAnsi="Symbol"/>
       </w:rPr>
     </w:lvl>
     <w:lvl w:ilvl="4" w:tplc="240A0003" w:tentative="1">
@@ -14956,7 +14983,7 @@
         <w:ind w:left="3600" w:hanging="360"/>
       </w:pPr>
       <w:rPr>
-        <w:rFonts w:ascii="Courier New" w:hAnsi="Courier New" w:cs="Courier New" w:hint="default"/>
+        <w:rFonts w:hint="default" w:ascii="Courier New" w:hAnsi="Courier New" w:cs="Courier New"/>
       </w:rPr>
     </w:lvl>
     <w:lvl w:ilvl="5" w:tplc="240A0005" w:tentative="1">
@@ -14968,7 +14995,7 @@
         <w:ind w:left="4320" w:hanging="360"/>
       </w:pPr>
       <w:rPr>
-        <w:rFonts w:ascii="Wingdings" w:hAnsi="Wingdings" w:hint="default"/>
+        <w:rFonts w:hint="default" w:ascii="Wingdings" w:hAnsi="Wingdings"/>
       </w:rPr>
     </w:lvl>
     <w:lvl w:ilvl="6" w:tplc="240A0001" w:tentative="1">
@@ -14980,7 +15007,7 @@
         <w:ind w:left="5040" w:hanging="360"/>
       </w:pPr>
       <w:rPr>
-        <w:rFonts w:ascii="Symbol" w:hAnsi="Symbol" w:hint="default"/>
+        <w:rFonts w:hint="default" w:ascii="Symbol" w:hAnsi="Symbol"/>
       </w:rPr>
     </w:lvl>
     <w:lvl w:ilvl="7" w:tplc="240A0003" w:tentative="1">
@@ -14992,7 +15019,7 @@
         <w:ind w:left="5760" w:hanging="360"/>
       </w:pPr>
       <w:rPr>
-        <w:rFonts w:ascii="Courier New" w:hAnsi="Courier New" w:cs="Courier New" w:hint="default"/>
+        <w:rFonts w:hint="default" w:ascii="Courier New" w:hAnsi="Courier New" w:cs="Courier New"/>
       </w:rPr>
     </w:lvl>
     <w:lvl w:ilvl="8" w:tplc="240A0005" w:tentative="1">
@@ -15004,7 +15031,7 @@
         <w:ind w:left="6480" w:hanging="360"/>
       </w:pPr>
       <w:rPr>
-        <w:rFonts w:ascii="Wingdings" w:hAnsi="Wingdings" w:hint="default"/>
+        <w:rFonts w:hint="default" w:ascii="Wingdings" w:hAnsi="Wingdings"/>
       </w:rPr>
     </w:lvl>
   </w:abstractNum>
@@ -15134,7 +15161,7 @@
         <w:ind w:left="1080" w:hanging="360"/>
       </w:pPr>
       <w:rPr>
-        <w:rFonts w:ascii="Symbol" w:hAnsi="Symbol" w:hint="default"/>
+        <w:rFonts w:hint="default" w:ascii="Symbol" w:hAnsi="Symbol"/>
       </w:rPr>
     </w:lvl>
     <w:lvl w:ilvl="1" w:tplc="9D58E8F2" w:tentative="1">
@@ -15146,7 +15173,7 @@
         <w:ind w:left="1800" w:hanging="360"/>
       </w:pPr>
       <w:rPr>
-        <w:rFonts w:ascii="Courier New" w:hAnsi="Courier New" w:hint="default"/>
+        <w:rFonts w:hint="default" w:ascii="Courier New" w:hAnsi="Courier New"/>
       </w:rPr>
     </w:lvl>
     <w:lvl w:ilvl="2" w:tplc="2A2662EE" w:tentative="1">
@@ -15158,7 +15185,7 @@
         <w:ind w:left="2520" w:hanging="360"/>
       </w:pPr>
       <w:rPr>
-        <w:rFonts w:ascii="Wingdings" w:hAnsi="Wingdings" w:hint="default"/>
+        <w:rFonts w:hint="default" w:ascii="Wingdings" w:hAnsi="Wingdings"/>
       </w:rPr>
     </w:lvl>
     <w:lvl w:ilvl="3" w:tplc="D3DC26AA" w:tentative="1">
@@ -15170,7 +15197,7 @@
         <w:ind w:left="3240" w:hanging="360"/>
       </w:pPr>
       <w:rPr>
-        <w:rFonts w:ascii="Symbol" w:hAnsi="Symbol" w:hint="default"/>
+        <w:rFonts w:hint="default" w:ascii="Symbol" w:hAnsi="Symbol"/>
       </w:rPr>
     </w:lvl>
     <w:lvl w:ilvl="4" w:tplc="B94C11D0" w:tentative="1">
@@ -15182,7 +15209,7 @@
         <w:ind w:left="3960" w:hanging="360"/>
       </w:pPr>
       <w:rPr>
-        <w:rFonts w:ascii="Courier New" w:hAnsi="Courier New" w:hint="default"/>
+        <w:rFonts w:hint="default" w:ascii="Courier New" w:hAnsi="Courier New"/>
       </w:rPr>
     </w:lvl>
     <w:lvl w:ilvl="5" w:tplc="BD26DD1A" w:tentative="1">
@@ -15194,7 +15221,7 @@
         <w:ind w:left="4680" w:hanging="360"/>
       </w:pPr>
       <w:rPr>
-        <w:rFonts w:ascii="Wingdings" w:hAnsi="Wingdings" w:hint="default"/>
+        <w:rFonts w:hint="default" w:ascii="Wingdings" w:hAnsi="Wingdings"/>
       </w:rPr>
     </w:lvl>
     <w:lvl w:ilvl="6" w:tplc="F296105E" w:tentative="1">
@@ -15206,7 +15233,7 @@
         <w:ind w:left="5400" w:hanging="360"/>
       </w:pPr>
       <w:rPr>
-        <w:rFonts w:ascii="Symbol" w:hAnsi="Symbol" w:hint="default"/>
+        <w:rFonts w:hint="default" w:ascii="Symbol" w:hAnsi="Symbol"/>
       </w:rPr>
     </w:lvl>
     <w:lvl w:ilvl="7" w:tplc="6A50002A" w:tentative="1">
@@ -15218,7 +15245,7 @@
         <w:ind w:left="6120" w:hanging="360"/>
       </w:pPr>
       <w:rPr>
-        <w:rFonts w:ascii="Courier New" w:hAnsi="Courier New" w:hint="default"/>
+        <w:rFonts w:hint="default" w:ascii="Courier New" w:hAnsi="Courier New"/>
       </w:rPr>
     </w:lvl>
     <w:lvl w:ilvl="8" w:tplc="BD3AF6A8" w:tentative="1">
@@ -15230,7 +15257,7 @@
         <w:ind w:left="6840" w:hanging="360"/>
       </w:pPr>
       <w:rPr>
-        <w:rFonts w:ascii="Wingdings" w:hAnsi="Wingdings" w:hint="default"/>
+        <w:rFonts w:hint="default" w:ascii="Wingdings" w:hAnsi="Wingdings"/>
       </w:rPr>
     </w:lvl>
   </w:abstractNum>
@@ -15336,7 +15363,7 @@
         <w:ind w:left="774" w:hanging="360"/>
       </w:pPr>
       <w:rPr>
-        <w:rFonts w:ascii="Symbol" w:hAnsi="Symbol" w:hint="default"/>
+        <w:rFonts w:hint="default" w:ascii="Symbol" w:hAnsi="Symbol"/>
       </w:rPr>
     </w:lvl>
     <w:lvl w:ilvl="1" w:tplc="240A0003" w:tentative="1">
@@ -15348,7 +15375,7 @@
         <w:ind w:left="1494" w:hanging="360"/>
       </w:pPr>
       <w:rPr>
-        <w:rFonts w:ascii="Courier New" w:hAnsi="Courier New" w:cs="Courier New" w:hint="default"/>
+        <w:rFonts w:hint="default" w:ascii="Courier New" w:hAnsi="Courier New" w:cs="Courier New"/>
       </w:rPr>
     </w:lvl>
     <w:lvl w:ilvl="2" w:tplc="240A0005" w:tentative="1">
@@ -15360,7 +15387,7 @@
         <w:ind w:left="2214" w:hanging="360"/>
       </w:pPr>
       <w:rPr>
-        <w:rFonts w:ascii="Wingdings" w:hAnsi="Wingdings" w:hint="default"/>
+        <w:rFonts w:hint="default" w:ascii="Wingdings" w:hAnsi="Wingdings"/>
       </w:rPr>
     </w:lvl>
     <w:lvl w:ilvl="3" w:tplc="240A0001" w:tentative="1">
@@ -15372,7 +15399,7 @@
         <w:ind w:left="2934" w:hanging="360"/>
       </w:pPr>
       <w:rPr>
-        <w:rFonts w:ascii="Symbol" w:hAnsi="Symbol" w:hint="default"/>
+        <w:rFonts w:hint="default" w:ascii="Symbol" w:hAnsi="Symbol"/>
       </w:rPr>
     </w:lvl>
     <w:lvl w:ilvl="4" w:tplc="240A0003" w:tentative="1">
@@ -15384,7 +15411,7 @@
         <w:ind w:left="3654" w:hanging="360"/>
       </w:pPr>
       <w:rPr>
-        <w:rFonts w:ascii="Courier New" w:hAnsi="Courier New" w:cs="Courier New" w:hint="default"/>
+        <w:rFonts w:hint="default" w:ascii="Courier New" w:hAnsi="Courier New" w:cs="Courier New"/>
       </w:rPr>
     </w:lvl>
     <w:lvl w:ilvl="5" w:tplc="240A0005" w:tentative="1">
@@ -15396,7 +15423,7 @@
         <w:ind w:left="4374" w:hanging="360"/>
       </w:pPr>
       <w:rPr>
-        <w:rFonts w:ascii="Wingdings" w:hAnsi="Wingdings" w:hint="default"/>
+        <w:rFonts w:hint="default" w:ascii="Wingdings" w:hAnsi="Wingdings"/>
       </w:rPr>
     </w:lvl>
     <w:lvl w:ilvl="6" w:tplc="240A0001" w:tentative="1">
@@ -15408,7 +15435,7 @@
         <w:ind w:left="5094" w:hanging="360"/>
       </w:pPr>
       <w:rPr>
-        <w:rFonts w:ascii="Symbol" w:hAnsi="Symbol" w:hint="default"/>
+        <w:rFonts w:hint="default" w:ascii="Symbol" w:hAnsi="Symbol"/>
       </w:rPr>
     </w:lvl>
     <w:lvl w:ilvl="7" w:tplc="240A0003" w:tentative="1">
@@ -15420,7 +15447,7 @@
         <w:ind w:left="5814" w:hanging="360"/>
       </w:pPr>
       <w:rPr>
-        <w:rFonts w:ascii="Courier New" w:hAnsi="Courier New" w:cs="Courier New" w:hint="default"/>
+        <w:rFonts w:hint="default" w:ascii="Courier New" w:hAnsi="Courier New" w:cs="Courier New"/>
       </w:rPr>
     </w:lvl>
     <w:lvl w:ilvl="8" w:tplc="240A0005" w:tentative="1">
@@ -15432,7 +15459,7 @@
         <w:ind w:left="6534" w:hanging="360"/>
       </w:pPr>
       <w:rPr>
-        <w:rFonts w:ascii="Wingdings" w:hAnsi="Wingdings" w:hint="default"/>
+        <w:rFonts w:hint="default" w:ascii="Wingdings" w:hAnsi="Wingdings"/>
       </w:rPr>
     </w:lvl>
   </w:abstractNum>
@@ -15538,7 +15565,7 @@
         <w:ind w:left="720" w:hanging="360"/>
       </w:pPr>
       <w:rPr>
-        <w:rFonts w:ascii="Symbol" w:hAnsi="Symbol" w:hint="default"/>
+        <w:rFonts w:hint="default" w:ascii="Symbol" w:hAnsi="Symbol"/>
       </w:rPr>
     </w:lvl>
     <w:lvl w:ilvl="1" w:tplc="240A0003" w:tentative="1">
@@ -15550,7 +15577,7 @@
         <w:ind w:left="1440" w:hanging="360"/>
       </w:pPr>
       <w:rPr>
-        <w:rFonts w:ascii="Courier New" w:hAnsi="Courier New" w:cs="Courier New" w:hint="default"/>
+        <w:rFonts w:hint="default" w:ascii="Courier New" w:hAnsi="Courier New" w:cs="Courier New"/>
       </w:rPr>
     </w:lvl>
     <w:lvl w:ilvl="2" w:tplc="240A0005" w:tentative="1">
@@ -15562,7 +15589,7 @@
         <w:ind w:left="2160" w:hanging="360"/>
       </w:pPr>
       <w:rPr>
-        <w:rFonts w:ascii="Wingdings" w:hAnsi="Wingdings" w:hint="default"/>
+        <w:rFonts w:hint="default" w:ascii="Wingdings" w:hAnsi="Wingdings"/>
       </w:rPr>
     </w:lvl>
     <w:lvl w:ilvl="3" w:tplc="240A0001" w:tentative="1">
@@ -15574,7 +15601,7 @@
         <w:ind w:left="2880" w:hanging="360"/>
       </w:pPr>
       <w:rPr>
-        <w:rFonts w:ascii="Symbol" w:hAnsi="Symbol" w:hint="default"/>
+        <w:rFonts w:hint="default" w:ascii="Symbol" w:hAnsi="Symbol"/>
       </w:rPr>
     </w:lvl>
     <w:lvl w:ilvl="4" w:tplc="240A0003" w:tentative="1">
@@ -15586,7 +15613,7 @@
         <w:ind w:left="3600" w:hanging="360"/>
       </w:pPr>
       <w:rPr>
-        <w:rFonts w:ascii="Courier New" w:hAnsi="Courier New" w:cs="Courier New" w:hint="default"/>
+        <w:rFonts w:hint="default" w:ascii="Courier New" w:hAnsi="Courier New" w:cs="Courier New"/>
       </w:rPr>
     </w:lvl>
     <w:lvl w:ilvl="5" w:tplc="240A0005" w:tentative="1">
@@ -15598,7 +15625,7 @@
         <w:ind w:left="4320" w:hanging="360"/>
       </w:pPr>
       <w:rPr>
-        <w:rFonts w:ascii="Wingdings" w:hAnsi="Wingdings" w:hint="default"/>
+        <w:rFonts w:hint="default" w:ascii="Wingdings" w:hAnsi="Wingdings"/>
       </w:rPr>
     </w:lvl>
     <w:lvl w:ilvl="6" w:tplc="240A0001" w:tentative="1">
@@ -15610,7 +15637,7 @@
         <w:ind w:left="5040" w:hanging="360"/>
       </w:pPr>
       <w:rPr>
-        <w:rFonts w:ascii="Symbol" w:hAnsi="Symbol" w:hint="default"/>
+        <w:rFonts w:hint="default" w:ascii="Symbol" w:hAnsi="Symbol"/>
       </w:rPr>
     </w:lvl>
     <w:lvl w:ilvl="7" w:tplc="240A0003" w:tentative="1">
@@ -15622,7 +15649,7 @@
         <w:ind w:left="5760" w:hanging="360"/>
       </w:pPr>
       <w:rPr>
-        <w:rFonts w:ascii="Courier New" w:hAnsi="Courier New" w:cs="Courier New" w:hint="default"/>
+        <w:rFonts w:hint="default" w:ascii="Courier New" w:hAnsi="Courier New" w:cs="Courier New"/>
       </w:rPr>
     </w:lvl>
     <w:lvl w:ilvl="8" w:tplc="240A0005" w:tentative="1">
@@ -15634,7 +15661,7 @@
         <w:ind w:left="6480" w:hanging="360"/>
       </w:pPr>
       <w:rPr>
-        <w:rFonts w:ascii="Wingdings" w:hAnsi="Wingdings" w:hint="default"/>
+        <w:rFonts w:hint="default" w:ascii="Wingdings" w:hAnsi="Wingdings"/>
       </w:rPr>
     </w:lvl>
   </w:abstractNum>
@@ -16049,7 +16076,7 @@
         <w:ind w:left="720" w:hanging="360"/>
       </w:pPr>
       <w:rPr>
-        <w:rFonts w:ascii="Symbol" w:hAnsi="Symbol" w:hint="default"/>
+        <w:rFonts w:hint="default" w:ascii="Symbol" w:hAnsi="Symbol"/>
       </w:rPr>
     </w:lvl>
     <w:lvl w:ilvl="1" w:tplc="240A0003" w:tentative="1">
@@ -16061,7 +16088,7 @@
         <w:ind w:left="1440" w:hanging="360"/>
       </w:pPr>
       <w:rPr>
-        <w:rFonts w:ascii="Courier New" w:hAnsi="Courier New" w:cs="Courier New" w:hint="default"/>
+        <w:rFonts w:hint="default" w:ascii="Courier New" w:hAnsi="Courier New" w:cs="Courier New"/>
       </w:rPr>
     </w:lvl>
     <w:lvl w:ilvl="2" w:tplc="240A0005" w:tentative="1">
@@ -16073,7 +16100,7 @@
         <w:ind w:left="2160" w:hanging="360"/>
       </w:pPr>
       <w:rPr>
-        <w:rFonts w:ascii="Wingdings" w:hAnsi="Wingdings" w:hint="default"/>
+        <w:rFonts w:hint="default" w:ascii="Wingdings" w:hAnsi="Wingdings"/>
       </w:rPr>
     </w:lvl>
     <w:lvl w:ilvl="3" w:tplc="240A0001" w:tentative="1">
@@ -16085,7 +16112,7 @@
         <w:ind w:left="2880" w:hanging="360"/>
       </w:pPr>
       <w:rPr>
-        <w:rFonts w:ascii="Symbol" w:hAnsi="Symbol" w:hint="default"/>
+        <w:rFonts w:hint="default" w:ascii="Symbol" w:hAnsi="Symbol"/>
       </w:rPr>
     </w:lvl>
     <w:lvl w:ilvl="4" w:tplc="240A0003" w:tentative="1">
@@ -16097,7 +16124,7 @@
         <w:ind w:left="3600" w:hanging="360"/>
       </w:pPr>
       <w:rPr>
-        <w:rFonts w:ascii="Courier New" w:hAnsi="Courier New" w:cs="Courier New" w:hint="default"/>
+        <w:rFonts w:hint="default" w:ascii="Courier New" w:hAnsi="Courier New" w:cs="Courier New"/>
       </w:rPr>
     </w:lvl>
     <w:lvl w:ilvl="5" w:tplc="240A0005" w:tentative="1">
@@ -16109,7 +16136,7 @@
         <w:ind w:left="4320" w:hanging="360"/>
       </w:pPr>
       <w:rPr>
-        <w:rFonts w:ascii="Wingdings" w:hAnsi="Wingdings" w:hint="default"/>
+        <w:rFonts w:hint="default" w:ascii="Wingdings" w:hAnsi="Wingdings"/>
       </w:rPr>
     </w:lvl>
     <w:lvl w:ilvl="6" w:tplc="240A0001" w:tentative="1">
@@ -16121,7 +16148,7 @@
         <w:ind w:left="5040" w:hanging="360"/>
       </w:pPr>
       <w:rPr>
-        <w:rFonts w:ascii="Symbol" w:hAnsi="Symbol" w:hint="default"/>
+        <w:rFonts w:hint="default" w:ascii="Symbol" w:hAnsi="Symbol"/>
       </w:rPr>
     </w:lvl>
     <w:lvl w:ilvl="7" w:tplc="240A0003" w:tentative="1">
@@ -16133,7 +16160,7 @@
         <w:ind w:left="5760" w:hanging="360"/>
       </w:pPr>
       <w:rPr>
-        <w:rFonts w:ascii="Courier New" w:hAnsi="Courier New" w:cs="Courier New" w:hint="default"/>
+        <w:rFonts w:hint="default" w:ascii="Courier New" w:hAnsi="Courier New" w:cs="Courier New"/>
       </w:rPr>
     </w:lvl>
     <w:lvl w:ilvl="8" w:tplc="240A0005" w:tentative="1">
@@ -16145,7 +16172,7 @@
         <w:ind w:left="6480" w:hanging="360"/>
       </w:pPr>
       <w:rPr>
-        <w:rFonts w:ascii="Wingdings" w:hAnsi="Wingdings" w:hint="default"/>
+        <w:rFonts w:hint="default" w:ascii="Wingdings" w:hAnsi="Wingdings"/>
       </w:rPr>
     </w:lvl>
   </w:abstractNum>
@@ -16162,7 +16189,7 @@
         <w:ind w:left="720" w:hanging="360"/>
       </w:pPr>
       <w:rPr>
-        <w:rFonts w:ascii="Arial" w:eastAsia="Arial" w:hAnsi="Arial" w:cs="Arial"/>
+        <w:rFonts w:ascii="Arial" w:hAnsi="Arial" w:eastAsia="Arial" w:cs="Arial"/>
       </w:rPr>
     </w:lvl>
     <w:lvl w:ilvl="1">
@@ -16174,7 +16201,7 @@
         <w:ind w:left="1440" w:hanging="360"/>
       </w:pPr>
       <w:rPr>
-        <w:rFonts w:ascii="Courier New" w:eastAsia="Courier New" w:hAnsi="Courier New" w:cs="Courier New"/>
+        <w:rFonts w:ascii="Courier New" w:hAnsi="Courier New" w:eastAsia="Courier New" w:cs="Courier New"/>
       </w:rPr>
     </w:lvl>
     <w:lvl w:ilvl="2">
@@ -16186,7 +16213,7 @@
         <w:ind w:left="2160" w:hanging="360"/>
       </w:pPr>
       <w:rPr>
-        <w:rFonts w:ascii="Noto Sans Symbols" w:eastAsia="Noto Sans Symbols" w:hAnsi="Noto Sans Symbols" w:cs="Noto Sans Symbols"/>
+        <w:rFonts w:ascii="Noto Sans Symbols" w:hAnsi="Noto Sans Symbols" w:eastAsia="Noto Sans Symbols" w:cs="Noto Sans Symbols"/>
       </w:rPr>
     </w:lvl>
     <w:lvl w:ilvl="3">
@@ -16198,7 +16225,7 @@
         <w:ind w:left="2880" w:hanging="360"/>
       </w:pPr>
       <w:rPr>
-        <w:rFonts w:ascii="Noto Sans Symbols" w:eastAsia="Noto Sans Symbols" w:hAnsi="Noto Sans Symbols" w:cs="Noto Sans Symbols"/>
+        <w:rFonts w:ascii="Noto Sans Symbols" w:hAnsi="Noto Sans Symbols" w:eastAsia="Noto Sans Symbols" w:cs="Noto Sans Symbols"/>
       </w:rPr>
     </w:lvl>
     <w:lvl w:ilvl="4">
@@ -16210,7 +16237,7 @@
         <w:ind w:left="3600" w:hanging="360"/>
       </w:pPr>
       <w:rPr>
-        <w:rFonts w:ascii="Courier New" w:eastAsia="Courier New" w:hAnsi="Courier New" w:cs="Courier New"/>
+        <w:rFonts w:ascii="Courier New" w:hAnsi="Courier New" w:eastAsia="Courier New" w:cs="Courier New"/>
       </w:rPr>
     </w:lvl>
     <w:lvl w:ilvl="5">
@@ -16222,7 +16249,7 @@
         <w:ind w:left="4320" w:hanging="360"/>
       </w:pPr>
       <w:rPr>
-        <w:rFonts w:ascii="Noto Sans Symbols" w:eastAsia="Noto Sans Symbols" w:hAnsi="Noto Sans Symbols" w:cs="Noto Sans Symbols"/>
+        <w:rFonts w:ascii="Noto Sans Symbols" w:hAnsi="Noto Sans Symbols" w:eastAsia="Noto Sans Symbols" w:cs="Noto Sans Symbols"/>
       </w:rPr>
     </w:lvl>
     <w:lvl w:ilvl="6">
@@ -16234,7 +16261,7 @@
         <w:ind w:left="5040" w:hanging="360"/>
       </w:pPr>
       <w:rPr>
-        <w:rFonts w:ascii="Noto Sans Symbols" w:eastAsia="Noto Sans Symbols" w:hAnsi="Noto Sans Symbols" w:cs="Noto Sans Symbols"/>
+        <w:rFonts w:ascii="Noto Sans Symbols" w:hAnsi="Noto Sans Symbols" w:eastAsia="Noto Sans Symbols" w:cs="Noto Sans Symbols"/>
       </w:rPr>
     </w:lvl>
     <w:lvl w:ilvl="7">
@@ -16246,7 +16273,7 @@
         <w:ind w:left="5760" w:hanging="360"/>
       </w:pPr>
       <w:rPr>
-        <w:rFonts w:ascii="Courier New" w:eastAsia="Courier New" w:hAnsi="Courier New" w:cs="Courier New"/>
+        <w:rFonts w:ascii="Courier New" w:hAnsi="Courier New" w:eastAsia="Courier New" w:cs="Courier New"/>
       </w:rPr>
     </w:lvl>
     <w:lvl w:ilvl="8">
@@ -16258,7 +16285,7 @@
         <w:ind w:left="6480" w:hanging="360"/>
       </w:pPr>
       <w:rPr>
-        <w:rFonts w:ascii="Noto Sans Symbols" w:eastAsia="Noto Sans Symbols" w:hAnsi="Noto Sans Symbols" w:cs="Noto Sans Symbols"/>
+        <w:rFonts w:ascii="Noto Sans Symbols" w:hAnsi="Noto Sans Symbols" w:eastAsia="Noto Sans Symbols" w:cs="Noto Sans Symbols"/>
       </w:rPr>
     </w:lvl>
   </w:abstractNum>
@@ -16275,7 +16302,7 @@
         <w:ind w:left="780" w:hanging="360"/>
       </w:pPr>
       <w:rPr>
-        <w:rFonts w:ascii="Symbol" w:hAnsi="Symbol" w:hint="default"/>
+        <w:rFonts w:hint="default" w:ascii="Symbol" w:hAnsi="Symbol"/>
       </w:rPr>
     </w:lvl>
     <w:lvl w:ilvl="1" w:tplc="240A0003" w:tentative="1">
@@ -16287,7 +16314,7 @@
         <w:ind w:left="1500" w:hanging="360"/>
       </w:pPr>
       <w:rPr>
-        <w:rFonts w:ascii="Courier New" w:hAnsi="Courier New" w:cs="Courier New" w:hint="default"/>
+        <w:rFonts w:hint="default" w:ascii="Courier New" w:hAnsi="Courier New" w:cs="Courier New"/>
       </w:rPr>
     </w:lvl>
     <w:lvl w:ilvl="2" w:tplc="240A0005" w:tentative="1">
@@ -16299,7 +16326,7 @@
         <w:ind w:left="2220" w:hanging="360"/>
       </w:pPr>
       <w:rPr>
-        <w:rFonts w:ascii="Wingdings" w:hAnsi="Wingdings" w:hint="default"/>
+        <w:rFonts w:hint="default" w:ascii="Wingdings" w:hAnsi="Wingdings"/>
       </w:rPr>
     </w:lvl>
     <w:lvl w:ilvl="3" w:tplc="240A0001" w:tentative="1">
@@ -16311,7 +16338,7 @@
         <w:ind w:left="2940" w:hanging="360"/>
       </w:pPr>
       <w:rPr>
-        <w:rFonts w:ascii="Symbol" w:hAnsi="Symbol" w:hint="default"/>
+        <w:rFonts w:hint="default" w:ascii="Symbol" w:hAnsi="Symbol"/>
       </w:rPr>
     </w:lvl>
     <w:lvl w:ilvl="4" w:tplc="240A0003" w:tentative="1">
@@ -16323,7 +16350,7 @@
         <w:ind w:left="3660" w:hanging="360"/>
       </w:pPr>
       <w:rPr>
-        <w:rFonts w:ascii="Courier New" w:hAnsi="Courier New" w:cs="Courier New" w:hint="default"/>
+        <w:rFonts w:hint="default" w:ascii="Courier New" w:hAnsi="Courier New" w:cs="Courier New"/>
       </w:rPr>
     </w:lvl>
     <w:lvl w:ilvl="5" w:tplc="240A0005" w:tentative="1">
@@ -16335,7 +16362,7 @@
         <w:ind w:left="4380" w:hanging="360"/>
       </w:pPr>
       <w:rPr>
-        <w:rFonts w:ascii="Wingdings" w:hAnsi="Wingdings" w:hint="default"/>
+        <w:rFonts w:hint="default" w:ascii="Wingdings" w:hAnsi="Wingdings"/>
       </w:rPr>
     </w:lvl>
     <w:lvl w:ilvl="6" w:tplc="240A0001" w:tentative="1">
@@ -16347,7 +16374,7 @@
         <w:ind w:left="5100" w:hanging="360"/>
       </w:pPr>
       <w:rPr>
-        <w:rFonts w:ascii="Symbol" w:hAnsi="Symbol" w:hint="default"/>
+        <w:rFonts w:hint="default" w:ascii="Symbol" w:hAnsi="Symbol"/>
       </w:rPr>
     </w:lvl>
     <w:lvl w:ilvl="7" w:tplc="240A0003" w:tentative="1">
@@ -16359,7 +16386,7 @@
         <w:ind w:left="5820" w:hanging="360"/>
       </w:pPr>
       <w:rPr>
-        <w:rFonts w:ascii="Courier New" w:hAnsi="Courier New" w:cs="Courier New" w:hint="default"/>
+        <w:rFonts w:hint="default" w:ascii="Courier New" w:hAnsi="Courier New" w:cs="Courier New"/>
       </w:rPr>
     </w:lvl>
     <w:lvl w:ilvl="8" w:tplc="240A0005" w:tentative="1">
@@ -16371,7 +16398,7 @@
         <w:ind w:left="6540" w:hanging="360"/>
       </w:pPr>
       <w:rPr>
-        <w:rFonts w:ascii="Wingdings" w:hAnsi="Wingdings" w:hint="default"/>
+        <w:rFonts w:hint="default" w:ascii="Wingdings" w:hAnsi="Wingdings"/>
       </w:rPr>
     </w:lvl>
   </w:abstractNum>
@@ -16509,7 +16536,7 @@
         <w:ind w:left="1080" w:hanging="360"/>
       </w:pPr>
       <w:rPr>
-        <w:rFonts w:ascii="Symbol" w:hAnsi="Symbol" w:hint="default"/>
+        <w:rFonts w:hint="default" w:ascii="Symbol" w:hAnsi="Symbol"/>
       </w:rPr>
     </w:lvl>
     <w:lvl w:ilvl="1" w:tplc="76367AE2">
@@ -16521,7 +16548,7 @@
         <w:ind w:left="1800" w:hanging="360"/>
       </w:pPr>
       <w:rPr>
-        <w:rFonts w:ascii="Courier New" w:hAnsi="Courier New" w:hint="default"/>
+        <w:rFonts w:hint="default" w:ascii="Courier New" w:hAnsi="Courier New"/>
       </w:rPr>
     </w:lvl>
     <w:lvl w:ilvl="2" w:tplc="ABD8EFD6">
@@ -16533,7 +16560,7 @@
         <w:ind w:left="2520" w:hanging="360"/>
       </w:pPr>
       <w:rPr>
-        <w:rFonts w:ascii="Wingdings" w:hAnsi="Wingdings" w:hint="default"/>
+        <w:rFonts w:hint="default" w:ascii="Wingdings" w:hAnsi="Wingdings"/>
       </w:rPr>
     </w:lvl>
     <w:lvl w:ilvl="3" w:tplc="96560AF2">
@@ -16545,7 +16572,7 @@
         <w:ind w:left="3240" w:hanging="360"/>
       </w:pPr>
       <w:rPr>
-        <w:rFonts w:ascii="Symbol" w:hAnsi="Symbol" w:hint="default"/>
+        <w:rFonts w:hint="default" w:ascii="Symbol" w:hAnsi="Symbol"/>
       </w:rPr>
     </w:lvl>
     <w:lvl w:ilvl="4" w:tplc="5BAEAED6">
@@ -16557,7 +16584,7 @@
         <w:ind w:left="3960" w:hanging="360"/>
       </w:pPr>
       <w:rPr>
-        <w:rFonts w:ascii="Courier New" w:hAnsi="Courier New" w:hint="default"/>
+        <w:rFonts w:hint="default" w:ascii="Courier New" w:hAnsi="Courier New"/>
       </w:rPr>
     </w:lvl>
     <w:lvl w:ilvl="5" w:tplc="FCD89BE8">
@@ -16569,7 +16596,7 @@
         <w:ind w:left="4680" w:hanging="360"/>
       </w:pPr>
       <w:rPr>
-        <w:rFonts w:ascii="Wingdings" w:hAnsi="Wingdings" w:hint="default"/>
+        <w:rFonts w:hint="default" w:ascii="Wingdings" w:hAnsi="Wingdings"/>
       </w:rPr>
     </w:lvl>
     <w:lvl w:ilvl="6" w:tplc="90FECD28">
@@ -16581,7 +16608,7 @@
         <w:ind w:left="5400" w:hanging="360"/>
       </w:pPr>
       <w:rPr>
-        <w:rFonts w:ascii="Symbol" w:hAnsi="Symbol" w:hint="default"/>
+        <w:rFonts w:hint="default" w:ascii="Symbol" w:hAnsi="Symbol"/>
       </w:rPr>
     </w:lvl>
     <w:lvl w:ilvl="7" w:tplc="199A8F5C">
@@ -16593,7 +16620,7 @@
         <w:ind w:left="6120" w:hanging="360"/>
       </w:pPr>
       <w:rPr>
-        <w:rFonts w:ascii="Courier New" w:hAnsi="Courier New" w:hint="default"/>
+        <w:rFonts w:hint="default" w:ascii="Courier New" w:hAnsi="Courier New"/>
       </w:rPr>
     </w:lvl>
     <w:lvl w:ilvl="8" w:tplc="672EEA30">
@@ -16605,7 +16632,7 @@
         <w:ind w:left="6840" w:hanging="360"/>
       </w:pPr>
       <w:rPr>
-        <w:rFonts w:ascii="Wingdings" w:hAnsi="Wingdings" w:hint="default"/>
+        <w:rFonts w:hint="default" w:ascii="Wingdings" w:hAnsi="Wingdings"/>
       </w:rPr>
     </w:lvl>
   </w:abstractNum>
@@ -16622,7 +16649,7 @@
         <w:ind w:left="720" w:hanging="360"/>
       </w:pPr>
       <w:rPr>
-        <w:rFonts w:ascii="Wingdings" w:hAnsi="Wingdings" w:hint="default"/>
+        <w:rFonts w:hint="default" w:ascii="Wingdings" w:hAnsi="Wingdings"/>
       </w:rPr>
     </w:lvl>
     <w:lvl w:ilvl="1" w:tplc="240A0003" w:tentative="1">
@@ -16634,7 +16661,7 @@
         <w:ind w:left="1440" w:hanging="360"/>
       </w:pPr>
       <w:rPr>
-        <w:rFonts w:ascii="Courier New" w:hAnsi="Courier New" w:cs="Courier New" w:hint="default"/>
+        <w:rFonts w:hint="default" w:ascii="Courier New" w:hAnsi="Courier New" w:cs="Courier New"/>
       </w:rPr>
     </w:lvl>
     <w:lvl w:ilvl="2" w:tplc="240A0005" w:tentative="1">
@@ -16646,7 +16673,7 @@
         <w:ind w:left="2160" w:hanging="360"/>
       </w:pPr>
       <w:rPr>
-        <w:rFonts w:ascii="Wingdings" w:hAnsi="Wingdings" w:hint="default"/>
+        <w:rFonts w:hint="default" w:ascii="Wingdings" w:hAnsi="Wingdings"/>
       </w:rPr>
     </w:lvl>
     <w:lvl w:ilvl="3" w:tplc="240A0001" w:tentative="1">
@@ -16658,7 +16685,7 @@
         <w:ind w:left="2880" w:hanging="360"/>
       </w:pPr>
       <w:rPr>
-        <w:rFonts w:ascii="Symbol" w:hAnsi="Symbol" w:hint="default"/>
+        <w:rFonts w:hint="default" w:ascii="Symbol" w:hAnsi="Symbol"/>
       </w:rPr>
     </w:lvl>
     <w:lvl w:ilvl="4" w:tplc="240A0003" w:tentative="1">
@@ -16670,7 +16697,7 @@
         <w:ind w:left="3600" w:hanging="360"/>
       </w:pPr>
       <w:rPr>
-        <w:rFonts w:ascii="Courier New" w:hAnsi="Courier New" w:cs="Courier New" w:hint="default"/>
+        <w:rFonts w:hint="default" w:ascii="Courier New" w:hAnsi="Courier New" w:cs="Courier New"/>
       </w:rPr>
     </w:lvl>
     <w:lvl w:ilvl="5" w:tplc="240A0005" w:tentative="1">
@@ -16682,7 +16709,7 @@
         <w:ind w:left="4320" w:hanging="360"/>
       </w:pPr>
       <w:rPr>
-        <w:rFonts w:ascii="Wingdings" w:hAnsi="Wingdings" w:hint="default"/>
+        <w:rFonts w:hint="default" w:ascii="Wingdings" w:hAnsi="Wingdings"/>
       </w:rPr>
     </w:lvl>
     <w:lvl w:ilvl="6" w:tplc="240A0001" w:tentative="1">
@@ -16694,7 +16721,7 @@
         <w:ind w:left="5040" w:hanging="360"/>
       </w:pPr>
       <w:rPr>
-        <w:rFonts w:ascii="Symbol" w:hAnsi="Symbol" w:hint="default"/>
+        <w:rFonts w:hint="default" w:ascii="Symbol" w:hAnsi="Symbol"/>
       </w:rPr>
     </w:lvl>
     <w:lvl w:ilvl="7" w:tplc="240A0003" w:tentative="1">
@@ -16706,7 +16733,7 @@
         <w:ind w:left="5760" w:hanging="360"/>
       </w:pPr>
       <w:rPr>
-        <w:rFonts w:ascii="Courier New" w:hAnsi="Courier New" w:cs="Courier New" w:hint="default"/>
+        <w:rFonts w:hint="default" w:ascii="Courier New" w:hAnsi="Courier New" w:cs="Courier New"/>
       </w:rPr>
     </w:lvl>
     <w:lvl w:ilvl="8" w:tplc="240A0005" w:tentative="1">
@@ -16718,7 +16745,7 @@
         <w:ind w:left="6480" w:hanging="360"/>
       </w:pPr>
       <w:rPr>
-        <w:rFonts w:ascii="Wingdings" w:hAnsi="Wingdings" w:hint="default"/>
+        <w:rFonts w:hint="default" w:ascii="Wingdings" w:hAnsi="Wingdings"/>
       </w:rPr>
     </w:lvl>
   </w:abstractNum>
@@ -16821,7 +16848,7 @@
         <w:ind w:left="720" w:hanging="360"/>
       </w:pPr>
       <w:rPr>
-        <w:rFonts w:ascii="Symbol" w:hAnsi="Symbol" w:hint="default"/>
+        <w:rFonts w:hint="default" w:ascii="Symbol" w:hAnsi="Symbol"/>
       </w:rPr>
     </w:lvl>
     <w:lvl w:ilvl="1" w:tplc="240A0003" w:tentative="1">
@@ -16833,7 +16860,7 @@
         <w:ind w:left="1440" w:hanging="360"/>
       </w:pPr>
       <w:rPr>
-        <w:rFonts w:ascii="Courier New" w:hAnsi="Courier New" w:cs="Courier New" w:hint="default"/>
+        <w:rFonts w:hint="default" w:ascii="Courier New" w:hAnsi="Courier New" w:cs="Courier New"/>
       </w:rPr>
     </w:lvl>
     <w:lvl w:ilvl="2" w:tplc="240A0005" w:tentative="1">
@@ -16845,7 +16872,7 @@
         <w:ind w:left="2160" w:hanging="360"/>
       </w:pPr>
       <w:rPr>
-        <w:rFonts w:ascii="Wingdings" w:hAnsi="Wingdings" w:hint="default"/>
+        <w:rFonts w:hint="default" w:ascii="Wingdings" w:hAnsi="Wingdings"/>
       </w:rPr>
     </w:lvl>
     <w:lvl w:ilvl="3" w:tplc="240A0001" w:tentative="1">
@@ -16857,7 +16884,7 @@
         <w:ind w:left="2880" w:hanging="360"/>
       </w:pPr>
       <w:rPr>
-        <w:rFonts w:ascii="Symbol" w:hAnsi="Symbol" w:hint="default"/>
+        <w:rFonts w:hint="default" w:ascii="Symbol" w:hAnsi="Symbol"/>
       </w:rPr>
     </w:lvl>
     <w:lvl w:ilvl="4" w:tplc="240A0003" w:tentative="1">
@@ -16869,7 +16896,7 @@
         <w:ind w:left="3600" w:hanging="360"/>
       </w:pPr>
       <w:rPr>
-        <w:rFonts w:ascii="Courier New" w:hAnsi="Courier New" w:cs="Courier New" w:hint="default"/>
+        <w:rFonts w:hint="default" w:ascii="Courier New" w:hAnsi="Courier New" w:cs="Courier New"/>
       </w:rPr>
     </w:lvl>
     <w:lvl w:ilvl="5" w:tplc="240A0005" w:tentative="1">
@@ -16881,7 +16908,7 @@
         <w:ind w:left="4320" w:hanging="360"/>
       </w:pPr>
       <w:rPr>
-        <w:rFonts w:ascii="Wingdings" w:hAnsi="Wingdings" w:hint="default"/>
+        <w:rFonts w:hint="default" w:ascii="Wingdings" w:hAnsi="Wingdings"/>
       </w:rPr>
     </w:lvl>
     <w:lvl w:ilvl="6" w:tplc="240A0001" w:tentative="1">
@@ -16893,7 +16920,7 @@
         <w:ind w:left="5040" w:hanging="360"/>
       </w:pPr>
       <w:rPr>
-        <w:rFonts w:ascii="Symbol" w:hAnsi="Symbol" w:hint="default"/>
+        <w:rFonts w:hint="default" w:ascii="Symbol" w:hAnsi="Symbol"/>
       </w:rPr>
     </w:lvl>
     <w:lvl w:ilvl="7" w:tplc="240A0003" w:tentative="1">
@@ -16905,7 +16932,7 @@
         <w:ind w:left="5760" w:hanging="360"/>
       </w:pPr>
       <w:rPr>
-        <w:rFonts w:ascii="Courier New" w:hAnsi="Courier New" w:cs="Courier New" w:hint="default"/>
+        <w:rFonts w:hint="default" w:ascii="Courier New" w:hAnsi="Courier New" w:cs="Courier New"/>
       </w:rPr>
     </w:lvl>
     <w:lvl w:ilvl="8" w:tplc="240A0005" w:tentative="1">
@@ -16917,7 +16944,7 @@
         <w:ind w:left="6480" w:hanging="360"/>
       </w:pPr>
       <w:rPr>
-        <w:rFonts w:ascii="Wingdings" w:hAnsi="Wingdings" w:hint="default"/>
+        <w:rFonts w:hint="default" w:ascii="Wingdings" w:hAnsi="Wingdings"/>
       </w:rPr>
     </w:lvl>
   </w:abstractNum>
@@ -17103,11 +17130,11 @@
 </file>
 
 <file path=word/styles.xml><?xml version="1.0" encoding="utf-8"?>
-<w:styles xmlns:mc="http://schemas.openxmlformats.org/markup-compatibility/2006" xmlns:r="http://schemas.openxmlformats.org/officeDocument/2006/relationships" xmlns:w="http://schemas.openxmlformats.org/wordprocessingml/2006/main" xmlns:w14="http://schemas.microsoft.com/office/word/2010/wordml" xmlns:w15="http://schemas.microsoft.com/office/word/2012/wordml" xmlns:w16cex="http://schemas.microsoft.com/office/word/2018/wordml/cex" xmlns:w16cid="http://schemas.microsoft.com/office/word/2016/wordml/cid" xmlns:w16="http://schemas.microsoft.com/office/word/2018/wordml" xmlns:w16du="http://schemas.microsoft.com/office/word/2023/wordml/word16du" xmlns:w16sdtdh="http://schemas.microsoft.com/office/word/2020/wordml/sdtdatahash" xmlns:w16sdtfl="http://schemas.microsoft.com/office/word/2024/wordml/sdtformatlock" xmlns:w16se="http://schemas.microsoft.com/office/word/2015/wordml/symex" mc:Ignorable="w14 w15 w16se w16cid w16 w16cex w16sdtdh w16sdtfl w16du">
+<w:styles xmlns:wp14="http://schemas.microsoft.com/office/word/2010/wordprocessingDrawing" xmlns:mc="http://schemas.openxmlformats.org/markup-compatibility/2006" xmlns:r="http://schemas.openxmlformats.org/officeDocument/2006/relationships" xmlns:w="http://schemas.openxmlformats.org/wordprocessingml/2006/main" xmlns:w14="http://schemas.microsoft.com/office/word/2010/wordml" xmlns:w15="http://schemas.microsoft.com/office/word/2012/wordml" xmlns:w16cex="http://schemas.microsoft.com/office/word/2018/wordml/cex" xmlns:w16cid="http://schemas.microsoft.com/office/word/2016/wordml/cid" xmlns:w16="http://schemas.microsoft.com/office/word/2018/wordml" xmlns:w16du="http://schemas.microsoft.com/office/word/2023/wordml/word16du" xmlns:w16sdtdh="http://schemas.microsoft.com/office/word/2020/wordml/sdtdatahash" xmlns:w16sdtfl="http://schemas.microsoft.com/office/word/2024/wordml/sdtformatlock" xmlns:w16se="http://schemas.microsoft.com/office/word/2015/wordml/symex" mc:Ignorable="w14 w15 w16se w16cid w16 w16cex w16sdtdh w16sdtfl w16du wp14">
   <w:docDefaults>
     <w:rPrDefault>
       <w:rPr>
-        <w:rFonts w:ascii="Arial" w:eastAsia="Arial" w:hAnsi="Arial" w:cs="Arial"/>
+        <w:rFonts w:ascii="Arial" w:hAnsi="Arial" w:eastAsia="Arial" w:cs="Arial"/>
         <w:sz w:val="22"/>
         <w:szCs w:val="22"/>
         <w:lang w:val="es-CO" w:eastAsia="ja-JP" w:bidi="ar-SA"/>
@@ -17122,14 +17149,14 @@
   <w:latentStyles w:defLockedState="0" w:defUIPriority="99" w:defSemiHidden="0" w:defUnhideWhenUsed="0" w:defQFormat="0" w:count="376">
     <w:lsdException w:name="Normal" w:uiPriority="0" w:qFormat="1"/>
     <w:lsdException w:name="heading 1" w:uiPriority="9" w:qFormat="1"/>
-    <w:lsdException w:name="heading 2" w:semiHidden="1" w:uiPriority="9" w:unhideWhenUsed="1" w:qFormat="1"/>
-    <w:lsdException w:name="heading 3" w:semiHidden="1" w:uiPriority="9" w:unhideWhenUsed="1" w:qFormat="1"/>
-    <w:lsdException w:name="heading 4" w:semiHidden="1" w:uiPriority="9" w:unhideWhenUsed="1" w:qFormat="1"/>
-    <w:lsdException w:name="heading 5" w:semiHidden="1" w:uiPriority="9" w:unhideWhenUsed="1" w:qFormat="1"/>
-    <w:lsdException w:name="heading 6" w:semiHidden="1" w:uiPriority="9" w:unhideWhenUsed="1" w:qFormat="1"/>
-    <w:lsdException w:name="heading 7" w:semiHidden="1" w:uiPriority="9" w:unhideWhenUsed="1" w:qFormat="1"/>
-    <w:lsdException w:name="heading 8" w:semiHidden="1" w:uiPriority="9" w:unhideWhenUsed="1" w:qFormat="1"/>
-    <w:lsdException w:name="heading 9" w:semiHidden="1" w:uiPriority="9" w:unhideWhenUsed="1" w:qFormat="1"/>
+    <w:lsdException w:name="heading 2" w:uiPriority="9" w:semiHidden="1" w:unhideWhenUsed="1" w:qFormat="1"/>
+    <w:lsdException w:name="heading 3" w:uiPriority="9" w:semiHidden="1" w:unhideWhenUsed="1" w:qFormat="1"/>
+    <w:lsdException w:name="heading 4" w:uiPriority="9" w:semiHidden="1" w:unhideWhenUsed="1" w:qFormat="1"/>
+    <w:lsdException w:name="heading 5" w:uiPriority="9" w:semiHidden="1" w:unhideWhenUsed="1" w:qFormat="1"/>
+    <w:lsdException w:name="heading 6" w:uiPriority="9" w:semiHidden="1" w:unhideWhenUsed="1" w:qFormat="1"/>
+    <w:lsdException w:name="heading 7" w:uiPriority="9" w:semiHidden="1" w:unhideWhenUsed="1" w:qFormat="1"/>
+    <w:lsdException w:name="heading 8" w:uiPriority="9" w:semiHidden="1" w:unhideWhenUsed="1" w:qFormat="1"/>
+    <w:lsdException w:name="heading 9" w:uiPriority="9" w:semiHidden="1" w:unhideWhenUsed="1" w:qFormat="1"/>
     <w:lsdException w:name="index 1" w:semiHidden="1" w:unhideWhenUsed="1"/>
     <w:lsdException w:name="index 2" w:semiHidden="1" w:unhideWhenUsed="1"/>
     <w:lsdException w:name="index 3" w:semiHidden="1" w:unhideWhenUsed="1"/>
@@ -17139,22 +17166,22 @@
     <w:lsdException w:name="index 7" w:semiHidden="1" w:unhideWhenUsed="1"/>
     <w:lsdException w:name="index 8" w:semiHidden="1" w:unhideWhenUsed="1"/>
     <w:lsdException w:name="index 9" w:semiHidden="1" w:unhideWhenUsed="1"/>
-    <w:lsdException w:name="toc 1" w:semiHidden="1" w:uiPriority="39" w:unhideWhenUsed="1"/>
-    <w:lsdException w:name="toc 2" w:semiHidden="1" w:uiPriority="39" w:unhideWhenUsed="1"/>
-    <w:lsdException w:name="toc 3" w:semiHidden="1" w:uiPriority="39" w:unhideWhenUsed="1"/>
-    <w:lsdException w:name="toc 4" w:semiHidden="1" w:uiPriority="39" w:unhideWhenUsed="1"/>
-    <w:lsdException w:name="toc 5" w:semiHidden="1" w:uiPriority="39" w:unhideWhenUsed="1"/>
-    <w:lsdException w:name="toc 6" w:semiHidden="1" w:uiPriority="39" w:unhideWhenUsed="1"/>
-    <w:lsdException w:name="toc 7" w:semiHidden="1" w:uiPriority="39" w:unhideWhenUsed="1"/>
-    <w:lsdException w:name="toc 8" w:semiHidden="1" w:uiPriority="39" w:unhideWhenUsed="1"/>
-    <w:lsdException w:name="toc 9" w:semiHidden="1" w:uiPriority="39" w:unhideWhenUsed="1"/>
+    <w:lsdException w:name="toc 1" w:uiPriority="39" w:semiHidden="1" w:unhideWhenUsed="1"/>
+    <w:lsdException w:name="toc 2" w:uiPriority="39" w:semiHidden="1" w:unhideWhenUsed="1"/>
+    <w:lsdException w:name="toc 3" w:uiPriority="39" w:semiHidden="1" w:unhideWhenUsed="1"/>
+    <w:lsdException w:name="toc 4" w:uiPriority="39" w:semiHidden="1" w:unhideWhenUsed="1"/>
+    <w:lsdException w:name="toc 5" w:uiPriority="39" w:semiHidden="1" w:unhideWhenUsed="1"/>
+    <w:lsdException w:name="toc 6" w:uiPriority="39" w:semiHidden="1" w:unhideWhenUsed="1"/>
+    <w:lsdException w:name="toc 7" w:uiPriority="39" w:semiHidden="1" w:unhideWhenUsed="1"/>
+    <w:lsdException w:name="toc 8" w:uiPriority="39" w:semiHidden="1" w:unhideWhenUsed="1"/>
+    <w:lsdException w:name="toc 9" w:uiPriority="39" w:semiHidden="1" w:unhideWhenUsed="1"/>
     <w:lsdException w:name="Normal Indent" w:semiHidden="1" w:unhideWhenUsed="1"/>
     <w:lsdException w:name="footnote text" w:semiHidden="1" w:unhideWhenUsed="1"/>
     <w:lsdException w:name="annotation text" w:semiHidden="1" w:unhideWhenUsed="1"/>
     <w:lsdException w:name="header" w:semiHidden="1" w:unhideWhenUsed="1"/>
     <w:lsdException w:name="footer" w:semiHidden="1" w:unhideWhenUsed="1"/>
     <w:lsdException w:name="index heading" w:semiHidden="1" w:unhideWhenUsed="1"/>
-    <w:lsdException w:name="caption" w:semiHidden="1" w:uiPriority="35" w:unhideWhenUsed="1" w:qFormat="1"/>
+    <w:lsdException w:name="caption" w:uiPriority="35" w:semiHidden="1" w:unhideWhenUsed="1" w:qFormat="1"/>
     <w:lsdException w:name="table of figures" w:semiHidden="1" w:unhideWhenUsed="1"/>
     <w:lsdException w:name="envelope address" w:semiHidden="1" w:unhideWhenUsed="1"/>
     <w:lsdException w:name="envelope return" w:semiHidden="1" w:unhideWhenUsed="1"/>
@@ -17185,7 +17212,7 @@
     <w:lsdException w:name="Title" w:uiPriority="10" w:qFormat="1"/>
     <w:lsdException w:name="Closing" w:semiHidden="1" w:unhideWhenUsed="1"/>
     <w:lsdException w:name="Signature" w:semiHidden="1" w:unhideWhenUsed="1"/>
-    <w:lsdException w:name="Default Paragraph Font" w:semiHidden="1" w:uiPriority="1" w:unhideWhenUsed="1"/>
+    <w:lsdException w:name="Default Paragraph Font" w:uiPriority="1" w:semiHidden="1" w:unhideWhenUsed="1"/>
     <w:lsdException w:name="Body Text" w:semiHidden="1" w:unhideWhenUsed="1"/>
     <w:lsdException w:name="Body Text Indent" w:semiHidden="1" w:unhideWhenUsed="1"/>
     <w:lsdException w:name="List Continue" w:semiHidden="1" w:unhideWhenUsed="1"/>
@@ -17385,8 +17412,8 @@
     <w:lsdException w:name="Subtle Reference" w:uiPriority="31" w:qFormat="1"/>
     <w:lsdException w:name="Intense Reference" w:uiPriority="32" w:qFormat="1"/>
     <w:lsdException w:name="Book Title" w:uiPriority="33" w:qFormat="1"/>
-    <w:lsdException w:name="Bibliography" w:semiHidden="1" w:uiPriority="37" w:unhideWhenUsed="1"/>
-    <w:lsdException w:name="TOC Heading" w:semiHidden="1" w:uiPriority="39" w:unhideWhenUsed="1" w:qFormat="1"/>
+    <w:lsdException w:name="Bibliography" w:uiPriority="37" w:semiHidden="1" w:unhideWhenUsed="1"/>
+    <w:lsdException w:name="TOC Heading" w:uiPriority="39" w:semiHidden="1" w:unhideWhenUsed="1" w:qFormat="1"/>
     <w:lsdException w:name="Plain Table 1" w:uiPriority="41"/>
     <w:lsdException w:name="Plain Table 2" w:uiPriority="42"/>
     <w:lsdException w:name="Plain Table 3" w:uiPriority="43"/>
@@ -17497,7 +17524,7 @@
     <w:lsdException w:name="Unresolved Mention" w:semiHidden="1" w:unhideWhenUsed="1"/>
     <w:lsdException w:name="Smart Link" w:semiHidden="1" w:unhideWhenUsed="1"/>
   </w:latentStyles>
-  <w:style w:type="paragraph" w:default="1" w:styleId="Normal">
+  <w:style w:type="paragraph" w:styleId="Normal" w:default="1">
     <w:name w:val="Normal"/>
     <w:qFormat/>
   </w:style>
@@ -17613,13 +17640,13 @@
       <w:color w:val="666666"/>
     </w:rPr>
   </w:style>
-  <w:style w:type="character" w:default="1" w:styleId="Fuentedeprrafopredeter">
+  <w:style w:type="character" w:styleId="Fuentedeprrafopredeter" w:default="1">
     <w:name w:val="Default Paragraph Font"/>
     <w:uiPriority w:val="1"/>
     <w:semiHidden/>
     <w:unhideWhenUsed/>
   </w:style>
-  <w:style w:type="table" w:default="1" w:styleId="Tablanormal">
+  <w:style w:type="table" w:styleId="Tablanormal" w:default="1">
     <w:name w:val="Normal Table"/>
     <w:uiPriority w:val="99"/>
     <w:semiHidden/>
@@ -17634,7 +17661,7 @@
       </w:tblCellMar>
     </w:tblPr>
   </w:style>
-  <w:style w:type="numbering" w:default="1" w:styleId="Sinlista">
+  <w:style w:type="numbering" w:styleId="Sinlista" w:default="1">
     <w:name w:val="No List"/>
     <w:uiPriority w:val="99"/>
     <w:semiHidden/>
@@ -17656,11 +17683,11 @@
       <w:szCs w:val="52"/>
     </w:rPr>
   </w:style>
-  <w:style w:type="paragraph" w:customStyle="1" w:styleId="Normal0">
+  <w:style w:type="paragraph" w:styleId="Normal0" w:customStyle="1">
     <w:name w:val="Normal0"/>
     <w:qFormat/>
   </w:style>
-  <w:style w:type="paragraph" w:customStyle="1" w:styleId="heading10">
+  <w:style w:type="paragraph" w:styleId="heading10" w:customStyle="1">
     <w:name w:val="heading 10"/>
     <w:basedOn w:val="Normal0"/>
     <w:next w:val="Normal0"/>
@@ -17677,7 +17704,7 @@
       <w:szCs w:val="40"/>
     </w:rPr>
   </w:style>
-  <w:style w:type="paragraph" w:customStyle="1" w:styleId="heading20">
+  <w:style w:type="paragraph" w:styleId="heading20" w:customStyle="1">
     <w:name w:val="heading 20"/>
     <w:basedOn w:val="Normal0"/>
     <w:next w:val="Normal0"/>
@@ -17696,7 +17723,7 @@
       <w:szCs w:val="32"/>
     </w:rPr>
   </w:style>
-  <w:style w:type="paragraph" w:customStyle="1" w:styleId="heading30">
+  <w:style w:type="paragraph" w:styleId="heading30" w:customStyle="1">
     <w:name w:val="heading 30"/>
     <w:basedOn w:val="Normal0"/>
     <w:next w:val="Normal0"/>
@@ -17716,7 +17743,7 @@
       <w:szCs w:val="28"/>
     </w:rPr>
   </w:style>
-  <w:style w:type="paragraph" w:customStyle="1" w:styleId="heading40">
+  <w:style w:type="paragraph" w:styleId="heading40" w:customStyle="1">
     <w:name w:val="heading 40"/>
     <w:basedOn w:val="Normal0"/>
     <w:next w:val="Normal0"/>
@@ -17736,7 +17763,7 @@
       <w:szCs w:val="24"/>
     </w:rPr>
   </w:style>
-  <w:style w:type="paragraph" w:customStyle="1" w:styleId="heading50">
+  <w:style w:type="paragraph" w:styleId="heading50" w:customStyle="1">
     <w:name w:val="heading 50"/>
     <w:basedOn w:val="Normal0"/>
     <w:next w:val="Normal0"/>
@@ -17754,7 +17781,7 @@
       <w:color w:val="666666"/>
     </w:rPr>
   </w:style>
-  <w:style w:type="paragraph" w:customStyle="1" w:styleId="heading60">
+  <w:style w:type="paragraph" w:styleId="heading60" w:customStyle="1">
     <w:name w:val="heading 60"/>
     <w:basedOn w:val="Normal0"/>
     <w:next w:val="Normal0"/>
@@ -17773,7 +17800,7 @@
       <w:color w:val="666666"/>
     </w:rPr>
   </w:style>
-  <w:style w:type="table" w:customStyle="1" w:styleId="NormalTable0">
+  <w:style w:type="table" w:styleId="NormalTable0" w:customStyle="1">
     <w:name w:val="Normal Table0"/>
     <w:uiPriority w:val="99"/>
     <w:semiHidden/>
@@ -17788,7 +17815,7 @@
       </w:tblCellMar>
     </w:tblPr>
   </w:style>
-  <w:style w:type="table" w:customStyle="1" w:styleId="NormalTable1">
+  <w:style w:type="table" w:styleId="NormalTable1" w:customStyle="1">
     <w:name w:val="Normal Table1"/>
     <w:tblPr>
       <w:tblCellMar>
@@ -17799,7 +17826,7 @@
       </w:tblCellMar>
     </w:tblPr>
   </w:style>
-  <w:style w:type="paragraph" w:customStyle="1" w:styleId="Title0">
+  <w:style w:type="paragraph" w:styleId="Title0" w:customStyle="1">
     <w:name w:val="Title0"/>
     <w:basedOn w:val="Normal0"/>
     <w:next w:val="Normal0"/>
@@ -17815,7 +17842,7 @@
       <w:szCs w:val="52"/>
     </w:rPr>
   </w:style>
-  <w:style w:type="table" w:customStyle="1" w:styleId="TableNormal">
+  <w:style w:type="table" w:styleId="TableNormal" w:customStyle="1">
     <w:name w:val="Table Normal"/>
     <w:tblPr>
       <w:tblCellMar>
@@ -17843,7 +17870,7 @@
       <w:szCs w:val="30"/>
     </w:rPr>
   </w:style>
-  <w:style w:type="table" w:customStyle="1" w:styleId="a">
+  <w:style w:type="table" w:styleId="a" w:customStyle="1">
     <w:basedOn w:val="NormalTable0"/>
     <w:tblPr>
       <w:tblStyleRowBandSize w:val="1"/>
@@ -17856,7 +17883,7 @@
       </w:tblCellMar>
     </w:tblPr>
   </w:style>
-  <w:style w:type="table" w:customStyle="1" w:styleId="a0">
+  <w:style w:type="table" w:styleId="a0" w:customStyle="1">
     <w:basedOn w:val="NormalTable0"/>
     <w:tblPr>
       <w:tblStyleRowBandSize w:val="1"/>
@@ -17869,7 +17896,7 @@
       </w:tblCellMar>
     </w:tblPr>
   </w:style>
-  <w:style w:type="table" w:customStyle="1" w:styleId="a1">
+  <w:style w:type="table" w:styleId="a1" w:customStyle="1">
     <w:basedOn w:val="NormalTable0"/>
     <w:tblPr>
       <w:tblStyleRowBandSize w:val="1"/>
@@ -17892,12 +17919,12 @@
     </w:pPr>
     <w:tblPr>
       <w:tblBorders>
-        <w:top w:val="single" w:sz="4" w:space="0" w:color="auto"/>
-        <w:left w:val="single" w:sz="4" w:space="0" w:color="auto"/>
-        <w:bottom w:val="single" w:sz="4" w:space="0" w:color="auto"/>
-        <w:right w:val="single" w:sz="4" w:space="0" w:color="auto"/>
-        <w:insideH w:val="single" w:sz="4" w:space="0" w:color="auto"/>
-        <w:insideV w:val="single" w:sz="4" w:space="0" w:color="auto"/>
+        <w:top w:val="single" w:color="auto" w:sz="4" w:space="0"/>
+        <w:left w:val="single" w:color="auto" w:sz="4" w:space="0"/>
+        <w:bottom w:val="single" w:color="auto" w:sz="4" w:space="0"/>
+        <w:right w:val="single" w:color="auto" w:sz="4" w:space="0"/>
+        <w:insideH w:val="single" w:color="auto" w:sz="4" w:space="0"/>
+        <w:insideV w:val="single" w:color="auto" w:sz="4" w:space="0"/>
       </w:tblBorders>
     </w:tblPr>
   </w:style>
@@ -17916,7 +17943,7 @@
       <w:spacing w:line="240" w:lineRule="auto"/>
     </w:pPr>
   </w:style>
-  <w:style w:type="character" w:customStyle="1" w:styleId="EncabezadoCar">
+  <w:style w:type="character" w:styleId="EncabezadoCar" w:customStyle="1">
     <w:name w:val="Encabezado Car"/>
     <w:basedOn w:val="Fuentedeprrafopredeter"/>
     <w:link w:val="Encabezado"/>
@@ -17938,7 +17965,7 @@
       <w:spacing w:line="240" w:lineRule="auto"/>
     </w:pPr>
   </w:style>
-  <w:style w:type="character" w:customStyle="1" w:styleId="PiedepginaCar">
+  <w:style w:type="character" w:styleId="PiedepginaCar" w:customStyle="1">
     <w:name w:val="Pie de página Car"/>
     <w:basedOn w:val="Fuentedeprrafopredeter"/>
     <w:link w:val="Piedepgina"/>
@@ -17955,12 +17982,12 @@
       <w:spacing w:before="100" w:beforeAutospacing="1" w:after="100" w:afterAutospacing="1" w:line="240" w:lineRule="auto"/>
     </w:pPr>
     <w:rPr>
-      <w:rFonts w:ascii="Times New Roman" w:eastAsia="Times New Roman" w:hAnsi="Times New Roman" w:cs="Times New Roman"/>
+      <w:rFonts w:ascii="Times New Roman" w:hAnsi="Times New Roman" w:eastAsia="Times New Roman" w:cs="Times New Roman"/>
       <w:sz w:val="24"/>
       <w:szCs w:val="24"/>
     </w:rPr>
   </w:style>
-  <w:style w:type="character" w:customStyle="1" w:styleId="Listavistosa-nfasis1Car">
+  <w:style w:type="character" w:styleId="Listavistosa-nfasis1Car" w:customStyle="1">
     <w:name w:val="Lista vistosa - Énfasis 1 Car"/>
     <w:link w:val="Listavistosa-nfasis1"/>
     <w:uiPriority w:val="34"/>
@@ -18001,7 +18028,7 @@
       <w:tblPr/>
       <w:tcPr>
         <w:tcBorders>
-          <w:bottom w:val="single" w:sz="12" w:space="0" w:color="FFFFFF" w:themeColor="background1"/>
+          <w:bottom w:val="single" w:color="FFFFFF" w:themeColor="background1" w:sz="12" w:space="0"/>
         </w:tcBorders>
         <w:shd w:val="clear" w:color="auto" w:fill="9E3A38" w:themeFill="accent2" w:themeFillShade="CC"/>
       </w:tcPr>
@@ -18010,7 +18037,7 @@
       <w:tblPr/>
       <w:tcPr>
         <w:tcBorders>
-          <w:top w:val="single" w:sz="12" w:space="0" w:color="000000" w:themeColor="text1"/>
+          <w:top w:val="single" w:color="000000" w:themeColor="text1" w:sz="12" w:space="0"/>
         </w:tcBorders>
         <w:shd w:val="clear" w:color="auto" w:fill="FFFFFF" w:themeFill="background1"/>
       </w:tcPr>
@@ -18058,7 +18085,7 @@
       <w:u w:val="single"/>
     </w:rPr>
   </w:style>
-  <w:style w:type="character" w:customStyle="1" w:styleId="Mencinsinresolver1">
+  <w:style w:type="character" w:styleId="Mencinsinresolver1" w:customStyle="1">
     <w:name w:val="Mención sin resolver1"/>
     <w:basedOn w:val="Fuentedeprrafopredeter"/>
     <w:uiPriority w:val="99"/>
@@ -18099,7 +18126,7 @@
       <w:szCs w:val="18"/>
     </w:rPr>
   </w:style>
-  <w:style w:type="character" w:customStyle="1" w:styleId="TextodegloboCar">
+  <w:style w:type="character" w:styleId="TextodegloboCar" w:customStyle="1">
     <w:name w:val="Texto de globo Car"/>
     <w:basedOn w:val="Fuentedeprrafopredeter"/>
     <w:link w:val="Textodeglobo"/>
@@ -18139,7 +18166,7 @@
       <w:szCs w:val="20"/>
     </w:rPr>
   </w:style>
-  <w:style w:type="character" w:customStyle="1" w:styleId="TextocomentarioCar">
+  <w:style w:type="character" w:styleId="TextocomentarioCar" w:customStyle="1">
     <w:name w:val="Texto comentario Car"/>
     <w:basedOn w:val="Fuentedeprrafopredeter"/>
     <w:link w:val="Textocomentario"/>
@@ -18164,7 +18191,7 @@
       <w:bCs/>
     </w:rPr>
   </w:style>
-  <w:style w:type="character" w:customStyle="1" w:styleId="AsuntodelcomentarioCar">
+  <w:style w:type="character" w:styleId="AsuntodelcomentarioCar" w:customStyle="1">
     <w:name w:val="Asunto del comentario Car"/>
     <w:basedOn w:val="TextocomentarioCar"/>
     <w:link w:val="Asuntodelcomentario"/>
@@ -18178,7 +18205,7 @@
       <w:szCs w:val="20"/>
     </w:rPr>
   </w:style>
-  <w:style w:type="table" w:customStyle="1" w:styleId="a2">
+  <w:style w:type="table" w:styleId="a2" w:customStyle="1">
     <w:basedOn w:val="TableNormal"/>
     <w:pPr>
       <w:spacing w:line="240" w:lineRule="auto"/>
@@ -18200,7 +18227,7 @@
       <w:shd w:val="clear" w:color="auto" w:fill="EDF2F8"/>
     </w:tcPr>
   </w:style>
-  <w:style w:type="table" w:customStyle="1" w:styleId="a3">
+  <w:style w:type="table" w:styleId="a3" w:customStyle="1">
     <w:basedOn w:val="TableNormal"/>
     <w:pPr>
       <w:spacing w:line="240" w:lineRule="auto"/>
@@ -18222,7 +18249,7 @@
       <w:shd w:val="clear" w:color="auto" w:fill="EDF2F8"/>
     </w:tcPr>
   </w:style>
-  <w:style w:type="table" w:customStyle="1" w:styleId="a4">
+  <w:style w:type="table" w:styleId="a4" w:customStyle="1">
     <w:basedOn w:val="TableNormal"/>
     <w:pPr>
       <w:spacing w:line="240" w:lineRule="auto"/>
@@ -18244,7 +18271,7 @@
       <w:shd w:val="clear" w:color="auto" w:fill="EDF2F8"/>
     </w:tcPr>
   </w:style>
-  <w:style w:type="table" w:customStyle="1" w:styleId="a5">
+  <w:style w:type="table" w:styleId="a5" w:customStyle="1">
     <w:basedOn w:val="TableNormal"/>
     <w:pPr>
       <w:spacing w:line="240" w:lineRule="auto"/>
@@ -18266,7 +18293,7 @@
       <w:shd w:val="clear" w:color="auto" w:fill="EDF2F8"/>
     </w:tcPr>
   </w:style>
-  <w:style w:type="table" w:customStyle="1" w:styleId="a6">
+  <w:style w:type="table" w:styleId="a6" w:customStyle="1">
     <w:basedOn w:val="TableNormal"/>
     <w:tblPr>
       <w:tblStyleRowBandSize w:val="1"/>
@@ -18277,7 +18304,7 @@
       </w:tblCellMar>
     </w:tblPr>
   </w:style>
-  <w:style w:type="table" w:customStyle="1" w:styleId="a7">
+  <w:style w:type="table" w:styleId="a7" w:customStyle="1">
     <w:basedOn w:val="TableNormal"/>
     <w:tblPr>
       <w:tblStyleRowBandSize w:val="1"/>
@@ -18290,7 +18317,7 @@
       </w:tblCellMar>
     </w:tblPr>
   </w:style>
-  <w:style w:type="table" w:customStyle="1" w:styleId="a8">
+  <w:style w:type="table" w:styleId="a8" w:customStyle="1">
     <w:basedOn w:val="TableNormal"/>
     <w:tblPr>
       <w:tblStyleRowBandSize w:val="1"/>
@@ -18303,7 +18330,7 @@
       </w:tblCellMar>
     </w:tblPr>
   </w:style>
-  <w:style w:type="table" w:customStyle="1" w:styleId="a9">
+  <w:style w:type="table" w:styleId="a9" w:customStyle="1">
     <w:basedOn w:val="TableNormal"/>
     <w:tblPr>
       <w:tblStyleRowBandSize w:val="1"/>
@@ -18314,7 +18341,7 @@
       </w:tblCellMar>
     </w:tblPr>
   </w:style>
-  <w:style w:type="table" w:customStyle="1" w:styleId="aa">
+  <w:style w:type="table" w:styleId="aa" w:customStyle="1">
     <w:basedOn w:val="TableNormal"/>
     <w:tblPr>
       <w:tblStyleRowBandSize w:val="1"/>
@@ -18325,7 +18352,7 @@
       </w:tblCellMar>
     </w:tblPr>
   </w:style>
-  <w:style w:type="table" w:customStyle="1" w:styleId="ab">
+  <w:style w:type="table" w:styleId="ab" w:customStyle="1">
     <w:basedOn w:val="TableNormal"/>
     <w:pPr>
       <w:spacing w:line="240" w:lineRule="auto"/>
@@ -18347,7 +18374,7 @@
       <w:shd w:val="clear" w:color="auto" w:fill="EDF2F8"/>
     </w:tcPr>
   </w:style>
-  <w:style w:type="table" w:customStyle="1" w:styleId="ac">
+  <w:style w:type="table" w:styleId="ac" w:customStyle="1">
     <w:basedOn w:val="TableNormal"/>
     <w:pPr>
       <w:spacing w:line="240" w:lineRule="auto"/>
@@ -18369,7 +18396,7 @@
       <w:shd w:val="clear" w:color="auto" w:fill="EDF2F8"/>
     </w:tcPr>
   </w:style>
-  <w:style w:type="table" w:customStyle="1" w:styleId="ad">
+  <w:style w:type="table" w:styleId="ad" w:customStyle="1">
     <w:basedOn w:val="TableNormal"/>
     <w:pPr>
       <w:spacing w:line="240" w:lineRule="auto"/>
@@ -18391,7 +18418,7 @@
       <w:shd w:val="clear" w:color="auto" w:fill="EDF2F8"/>
     </w:tcPr>
   </w:style>
-  <w:style w:type="table" w:customStyle="1" w:styleId="ae">
+  <w:style w:type="table" w:styleId="ae" w:customStyle="1">
     <w:basedOn w:val="TableNormal"/>
     <w:pPr>
       <w:spacing w:line="240" w:lineRule="auto"/>
@@ -18413,7 +18440,7 @@
       <w:shd w:val="clear" w:color="auto" w:fill="EDF2F8"/>
     </w:tcPr>
   </w:style>
-  <w:style w:type="table" w:customStyle="1" w:styleId="af">
+  <w:style w:type="table" w:styleId="af" w:customStyle="1">
     <w:basedOn w:val="TableNormal"/>
     <w:pPr>
       <w:spacing w:line="240" w:lineRule="auto"/>
@@ -18435,7 +18462,7 @@
       <w:shd w:val="clear" w:color="auto" w:fill="EDF2F8"/>
     </w:tcPr>
   </w:style>
-  <w:style w:type="table" w:customStyle="1" w:styleId="af0">
+  <w:style w:type="table" w:styleId="af0" w:customStyle="1">
     <w:basedOn w:val="TableNormal"/>
     <w:pPr>
       <w:spacing w:line="240" w:lineRule="auto"/>
@@ -18457,7 +18484,7 @@
       <w:shd w:val="clear" w:color="auto" w:fill="EDF2F8"/>
     </w:tcPr>
   </w:style>
-  <w:style w:type="table" w:customStyle="1" w:styleId="af1">
+  <w:style w:type="table" w:styleId="af1" w:customStyle="1">
     <w:basedOn w:val="TableNormal"/>
     <w:pPr>
       <w:spacing w:line="240" w:lineRule="auto"/>
@@ -18479,7 +18506,7 @@
       <w:shd w:val="clear" w:color="auto" w:fill="EDF2F8"/>
     </w:tcPr>
   </w:style>
-  <w:style w:type="table" w:customStyle="1" w:styleId="af2">
+  <w:style w:type="table" w:styleId="af2" w:customStyle="1">
     <w:basedOn w:val="TableNormal"/>
     <w:pPr>
       <w:spacing w:line="240" w:lineRule="auto"/>
@@ -18501,7 +18528,7 @@
       <w:shd w:val="clear" w:color="auto" w:fill="EDF2F8"/>
     </w:tcPr>
   </w:style>
-  <w:style w:type="table" w:customStyle="1" w:styleId="af3">
+  <w:style w:type="table" w:styleId="af3" w:customStyle="1">
     <w:basedOn w:val="TableNormal"/>
     <w:pPr>
       <w:spacing w:line="240" w:lineRule="auto"/>
@@ -18523,7 +18550,7 @@
       <w:shd w:val="clear" w:color="auto" w:fill="EDF2F8"/>
     </w:tcPr>
   </w:style>
-  <w:style w:type="character" w:customStyle="1" w:styleId="Mencinsinresolver2">
+  <w:style w:type="character" w:styleId="Mencinsinresolver2" w:customStyle="1">
     <w:name w:val="Mención sin resolver2"/>
     <w:basedOn w:val="Fuentedeprrafopredeter"/>
     <w:uiPriority w:val="99"/>
@@ -18535,7 +18562,7 @@
       <w:shd w:val="clear" w:color="auto" w:fill="E1DFDD"/>
     </w:rPr>
   </w:style>
-  <w:style w:type="paragraph" w:customStyle="1" w:styleId="Subtitle0">
+  <w:style w:type="paragraph" w:styleId="Subtitle0" w:customStyle="1">
     <w:name w:val="Subtitle0"/>
     <w:basedOn w:val="Normal0"/>
     <w:next w:val="Normal0"/>
@@ -18550,7 +18577,7 @@
       <w:szCs w:val="30"/>
     </w:rPr>
   </w:style>
-  <w:style w:type="table" w:customStyle="1" w:styleId="af4">
+  <w:style w:type="table" w:styleId="af4" w:customStyle="1">
     <w:basedOn w:val="NormalTable1"/>
     <w:pPr>
       <w:spacing w:line="240" w:lineRule="auto"/>
@@ -18572,7 +18599,7 @@
       <w:shd w:val="clear" w:color="auto" w:fill="EDF2F8"/>
     </w:tcPr>
   </w:style>
-  <w:style w:type="table" w:customStyle="1" w:styleId="af5">
+  <w:style w:type="table" w:styleId="af5" w:customStyle="1">
     <w:basedOn w:val="NormalTable1"/>
     <w:pPr>
       <w:spacing w:line="240" w:lineRule="auto"/>
@@ -18594,7 +18621,7 @@
       <w:shd w:val="clear" w:color="auto" w:fill="EDF2F8"/>
     </w:tcPr>
   </w:style>
-  <w:style w:type="table" w:customStyle="1" w:styleId="af6">
+  <w:style w:type="table" w:styleId="af6" w:customStyle="1">
     <w:basedOn w:val="NormalTable1"/>
     <w:pPr>
       <w:spacing w:line="240" w:lineRule="auto"/>
@@ -18616,7 +18643,7 @@
       <w:shd w:val="clear" w:color="auto" w:fill="EDF2F8"/>
     </w:tcPr>
   </w:style>
-  <w:style w:type="table" w:customStyle="1" w:styleId="af7">
+  <w:style w:type="table" w:styleId="af7" w:customStyle="1">
     <w:basedOn w:val="NormalTable1"/>
     <w:pPr>
       <w:spacing w:line="240" w:lineRule="auto"/>
@@ -18638,7 +18665,7 @@
       <w:shd w:val="clear" w:color="auto" w:fill="EDF2F8"/>
     </w:tcPr>
   </w:style>
-  <w:style w:type="table" w:customStyle="1" w:styleId="af8">
+  <w:style w:type="table" w:styleId="af8" w:customStyle="1">
     <w:basedOn w:val="NormalTable1"/>
     <w:tblPr>
       <w:tblStyleRowBandSize w:val="1"/>
@@ -18651,7 +18678,7 @@
       </w:tblCellMar>
     </w:tblPr>
   </w:style>
-  <w:style w:type="table" w:customStyle="1" w:styleId="af9">
+  <w:style w:type="table" w:styleId="af9" w:customStyle="1">
     <w:basedOn w:val="NormalTable1"/>
     <w:tblPr>
       <w:tblStyleRowBandSize w:val="1"/>
@@ -18664,7 +18691,7 @@
       </w:tblCellMar>
     </w:tblPr>
   </w:style>
-  <w:style w:type="table" w:customStyle="1" w:styleId="afa">
+  <w:style w:type="table" w:styleId="afa" w:customStyle="1">
     <w:basedOn w:val="NormalTable1"/>
     <w:pPr>
       <w:spacing w:line="240" w:lineRule="auto"/>
@@ -18686,7 +18713,7 @@
       <w:shd w:val="clear" w:color="auto" w:fill="EDF2F8"/>
     </w:tcPr>
   </w:style>
-  <w:style w:type="table" w:customStyle="1" w:styleId="afb">
+  <w:style w:type="table" w:styleId="afb" w:customStyle="1">
     <w:basedOn w:val="NormalTable1"/>
     <w:pPr>
       <w:spacing w:line="240" w:lineRule="auto"/>
@@ -18708,7 +18735,7 @@
       <w:shd w:val="clear" w:color="auto" w:fill="EDF2F8"/>
     </w:tcPr>
   </w:style>
-  <w:style w:type="table" w:customStyle="1" w:styleId="afc">
+  <w:style w:type="table" w:styleId="afc" w:customStyle="1">
     <w:basedOn w:val="NormalTable1"/>
     <w:pPr>
       <w:spacing w:line="240" w:lineRule="auto"/>
@@ -18730,7 +18757,7 @@
       <w:shd w:val="clear" w:color="auto" w:fill="EDF2F8"/>
     </w:tcPr>
   </w:style>
-  <w:style w:type="table" w:customStyle="1" w:styleId="afd">
+  <w:style w:type="table" w:styleId="afd" w:customStyle="1">
     <w:basedOn w:val="NormalTable1"/>
     <w:pPr>
       <w:spacing w:line="240" w:lineRule="auto"/>
@@ -18752,7 +18779,7 @@
       <w:shd w:val="clear" w:color="auto" w:fill="EDF2F8"/>
     </w:tcPr>
   </w:style>
-  <w:style w:type="table" w:customStyle="1" w:styleId="afe">
+  <w:style w:type="table" w:styleId="afe" w:customStyle="1">
     <w:basedOn w:val="NormalTable1"/>
     <w:pPr>
       <w:spacing w:line="240" w:lineRule="auto"/>
